--- a/data/_work-in-progress/erebos/erebos.docx
+++ b/data/_work-in-progress/erebos/erebos.docx
@@ -5,91 +5,237 @@
     <w:p>
       <w:pPr>
         <w:pStyle w:val="ParagraphNormal"/>
-        <w:jc w:val="both"/>
+        <w:jc w:val="center"/>
+        <w:rPr>
+          <w:rStyle w:val="Strong"/>
+          <w:sz w:val="80"/>
+          <w:szCs w:val="80"/>
+        </w:rPr>
       </w:pPr>
-      <w:r>
-        <w:t xml:space="preserve">There </w:t>
-      </w:r>
-      <w:r>
-        <w:t xml:space="preserve">is a legend </w:t>
-      </w:r>
-      <w:r>
-        <w:t xml:space="preserve">known </w:t>
-      </w:r>
-      <w:r>
-        <w:t>to</w:t>
-      </w:r>
-      <w:r>
-        <w:t xml:space="preserve"> those</w:t>
-      </w:r>
-      <w:r>
-        <w:t xml:space="preserve"> that </w:t>
-      </w:r>
-      <w:r>
-        <w:t xml:space="preserve">brave the dark waters </w:t>
-      </w:r>
-      <w:r>
-        <w:t>between the Shattered Isles</w:t>
-      </w:r>
-      <w:r>
-        <w:t>:</w:t>
-      </w:r>
-      <w:r>
-        <w:t xml:space="preserve"> Before the Cataclysm</w:t>
-      </w:r>
-      <w:r>
-        <w:t xml:space="preserve"> blotted out the sun and rearranged the continents</w:t>
-      </w:r>
-      <w:r>
-        <w:t xml:space="preserve">, </w:t>
-      </w:r>
-      <w:r>
-        <w:t>rumors tell of</w:t>
-      </w:r>
-      <w:r>
-        <w:t xml:space="preserve"> </w:t>
-      </w:r>
-      <w:r>
-        <w:t xml:space="preserve">a glass city of gears and </w:t>
-      </w:r>
-      <w:r>
-        <w:t xml:space="preserve">pumps </w:t>
-      </w:r>
-      <w:r>
-        <w:t xml:space="preserve">that </w:t>
-      </w:r>
-      <w:r>
-        <w:t xml:space="preserve">was raised on the seabed </w:t>
-      </w:r>
-      <w:r>
-        <w:t xml:space="preserve">deep </w:t>
-      </w:r>
-      <w:r>
-        <w:t xml:space="preserve">beneath the waves. Sailors </w:t>
-      </w:r>
-      <w:r>
-        <w:t>speak</w:t>
-      </w:r>
-      <w:r>
-        <w:t xml:space="preserve"> </w:t>
-      </w:r>
-      <w:r>
-        <w:t xml:space="preserve">in hushed voices </w:t>
-      </w:r>
-      <w:r>
-        <w:t xml:space="preserve">of blue lights glimmering in the depths, sure signs of </w:t>
-      </w:r>
-      <w:r>
-        <w:t>a</w:t>
-      </w:r>
-      <w:r>
-        <w:t xml:space="preserve"> long-lost</w:t>
-      </w:r>
-      <w:r>
-        <w:t xml:space="preserve"> sunken</w:t>
-      </w:r>
-      <w:r>
-        <w:t xml:space="preserve"> city.</w:t>
+    </w:p>
+    <w:p>
+      <w:pPr>
+        <w:pStyle w:val="ParagraphNormal"/>
+        <w:jc w:val="center"/>
+        <w:rPr>
+          <w:rStyle w:val="Strong"/>
+          <w:sz w:val="80"/>
+          <w:szCs w:val="80"/>
+        </w:rPr>
+      </w:pPr>
+    </w:p>
+    <w:p>
+      <w:pPr>
+        <w:pStyle w:val="ParagraphNormal"/>
+        <w:jc w:val="center"/>
+        <w:rPr>
+          <w:rStyle w:val="Strong"/>
+          <w:sz w:val="80"/>
+          <w:szCs w:val="80"/>
+        </w:rPr>
+      </w:pPr>
+    </w:p>
+    <w:p>
+      <w:pPr>
+        <w:pStyle w:val="ParagraphNormal"/>
+        <w:jc w:val="center"/>
+        <w:rPr>
+          <w:rStyle w:val="Strong"/>
+          <w:sz w:val="80"/>
+          <w:szCs w:val="80"/>
+        </w:rPr>
+      </w:pPr>
+    </w:p>
+    <w:p>
+      <w:pPr>
+        <w:pStyle w:val="ParagraphNormal"/>
+        <w:jc w:val="center"/>
+        <w:rPr>
+          <w:rStyle w:val="Strong"/>
+          <w:b w:val="0"/>
+          <w:bCs w:val="0"/>
+          <w:smallCaps w:val="0"/>
+        </w:rPr>
+      </w:pPr>
+      <w:r>
+        <w:rPr>
+          <w:rStyle w:val="Strong"/>
+          <w:rFonts w:ascii="ZT Yaglo Thin" w:hAnsi="ZT Yaglo Thin"/>
+          <w:sz w:val="192"/>
+          <w:szCs w:val="192"/>
+        </w:rPr>
+        <w:t>EREBOS</w:t>
+      </w:r>
+      <w:r>
+        <w:rPr>
+          <w:rStyle w:val="Strong"/>
+          <w:sz w:val="80"/>
+          <w:szCs w:val="80"/>
+        </w:rPr>
+        <w:br/>
+      </w:r>
+      <w:r>
+        <w:rPr>
+          <w:rStyle w:val="Strong"/>
+          <w:b w:val="0"/>
+          <w:bCs w:val="0"/>
+          <w:smallCaps w:val="0"/>
+        </w:rPr>
+        <w:t xml:space="preserve">Sunken City </w:t>
+      </w:r>
+      <w:r>
+        <w:rPr>
+          <w:rStyle w:val="Strong"/>
+          <w:b w:val="0"/>
+          <w:bCs w:val="0"/>
+          <w:smallCaps w:val="0"/>
+        </w:rPr>
+        <w:t xml:space="preserve">beneath </w:t>
+      </w:r>
+      <w:r>
+        <w:rPr>
+          <w:rStyle w:val="Strong"/>
+          <w:b w:val="0"/>
+          <w:bCs w:val="0"/>
+          <w:smallCaps w:val="0"/>
+        </w:rPr>
+        <w:t>the Void Sea</w:t>
+      </w:r>
+    </w:p>
+    <w:p>
+      <w:pPr>
+        <w:pStyle w:val="ParagraphNormal"/>
+        <w:jc w:val="center"/>
+        <w:rPr>
+          <w:rStyle w:val="Strong"/>
+          <w:b w:val="0"/>
+          <w:bCs w:val="0"/>
+          <w:i/>
+          <w:iCs/>
+          <w:smallCaps w:val="0"/>
+        </w:rPr>
+      </w:pPr>
+      <w:r>
+        <w:rPr>
+          <w:rStyle w:val="Strong"/>
+          <w:b w:val="0"/>
+          <w:bCs w:val="0"/>
+          <w:i/>
+          <w:iCs/>
+          <w:smallCaps w:val="0"/>
+        </w:rPr>
+        <w:t xml:space="preserve">A setting </w:t>
+      </w:r>
+      <w:r>
+        <w:rPr>
+          <w:rStyle w:val="Strong"/>
+          <w:b w:val="0"/>
+          <w:bCs w:val="0"/>
+          <w:i/>
+          <w:iCs/>
+          <w:smallCaps w:val="0"/>
+        </w:rPr>
+        <w:t xml:space="preserve">expansion </w:t>
+      </w:r>
+      <w:r>
+        <w:rPr>
+          <w:rStyle w:val="Strong"/>
+          <w:b w:val="0"/>
+          <w:bCs w:val="0"/>
+          <w:i/>
+          <w:iCs/>
+          <w:smallCaps w:val="0"/>
+        </w:rPr>
+        <w:t>for Blades in the Dark</w:t>
+      </w:r>
+      <w:r>
+        <w:rPr>
+          <w:rStyle w:val="Strong"/>
+          <w:b w:val="0"/>
+          <w:bCs w:val="0"/>
+          <w:i/>
+          <w:iCs/>
+          <w:smallCaps w:val="0"/>
+        </w:rPr>
+        <w:t xml:space="preserve"> by Olin Kirkland</w:t>
+      </w:r>
+    </w:p>
+    <w:p>
+      <w:pPr>
+        <w:pStyle w:val="ParagraphNormal"/>
+        <w:jc w:val="center"/>
+        <w:rPr>
+          <w:rStyle w:val="Strong"/>
+          <w:sz w:val="80"/>
+          <w:szCs w:val="80"/>
+        </w:rPr>
+      </w:pPr>
+      <w:r>
+        <w:rPr>
+          <w:noProof/>
+        </w:rPr>
+        <w:drawing>
+          <wp:inline distT="0" distB="0" distL="0" distR="0" wp14:anchorId="04EE6E32" wp14:editId="0535655D">
+            <wp:extent cx="795775" cy="525780"/>
+            <wp:effectExtent l="0" t="0" r="0" b="0"/>
+            <wp:docPr id="1565635263" name="Picture 1565635263"/>
+            <wp:cNvGraphicFramePr>
+              <a:graphicFrameLocks xmlns:a="http://schemas.openxmlformats.org/drawingml/2006/main" noChangeAspect="1"/>
+            </wp:cNvGraphicFramePr>
+            <a:graphic xmlns:a="http://schemas.openxmlformats.org/drawingml/2006/main">
+              <a:graphicData uri="http://schemas.openxmlformats.org/drawingml/2006/picture">
+                <pic:pic xmlns:pic="http://schemas.openxmlformats.org/drawingml/2006/picture">
+                  <pic:nvPicPr>
+                    <pic:cNvPr id="0" name="Picture 21"/>
+                    <pic:cNvPicPr>
+                      <a:picLocks noChangeAspect="1" noChangeArrowheads="1"/>
+                    </pic:cNvPicPr>
+                  </pic:nvPicPr>
+                  <pic:blipFill rotWithShape="1">
+                    <a:blip r:embed="rId7" cstate="print">
+                      <a:extLst>
+                        <a:ext uri="{28A0092B-C50C-407E-A947-70E740481C1C}">
+                          <a14:useLocalDpi xmlns:a14="http://schemas.microsoft.com/office/drawing/2010/main" val="0"/>
+                        </a:ext>
+                      </a:extLst>
+                    </a:blip>
+                    <a:srcRect l="1" t="16516" r="-1" b="17332"/>
+                    <a:stretch/>
+                  </pic:blipFill>
+                  <pic:spPr bwMode="auto">
+                    <a:xfrm flipH="1">
+                      <a:off x="0" y="0"/>
+                      <a:ext cx="797172" cy="526703"/>
+                    </a:xfrm>
+                    <a:prstGeom prst="rect">
+                      <a:avLst/>
+                    </a:prstGeom>
+                    <a:noFill/>
+                    <a:ln>
+                      <a:noFill/>
+                    </a:ln>
+                    <a:extLst>
+                      <a:ext uri="{53640926-AAD7-44D8-BBD7-CCE9431645EC}">
+                        <a14:shadowObscured xmlns:a14="http://schemas.microsoft.com/office/drawing/2010/main"/>
+                      </a:ext>
+                    </a:extLst>
+                  </pic:spPr>
+                </pic:pic>
+              </a:graphicData>
+            </a:graphic>
+          </wp:inline>
+        </w:drawing>
+      </w:r>
+    </w:p>
+    <w:p>
+      <w:pPr>
+        <w:spacing w:afterLines="120" w:after="288"/>
+        <w:rPr>
+          <w:sz w:val="20"/>
+        </w:rPr>
+      </w:pPr>
+      <w:r>
+        <w:br w:type="page"/>
       </w:r>
     </w:p>
     <w:p>
@@ -98,70 +244,29 @@
         <w:jc w:val="both"/>
       </w:pPr>
       <w:r>
-        <w:t xml:space="preserve">Some months </w:t>
-      </w:r>
-      <w:r>
-        <w:t xml:space="preserve">ago, </w:t>
-      </w:r>
-      <w:r>
-        <w:t xml:space="preserve">an entrance to Erebos </w:t>
-      </w:r>
-      <w:r>
-        <w:t xml:space="preserve">was </w:t>
-      </w:r>
-      <w:r>
-        <w:t>discovered</w:t>
-      </w:r>
-      <w:r>
-        <w:t xml:space="preserve"> </w:t>
-      </w:r>
-      <w:r>
-        <w:t xml:space="preserve">off the Akorosi coast </w:t>
-      </w:r>
-      <w:r>
-        <w:t xml:space="preserve">and kept hidden by the </w:t>
-      </w:r>
-      <w:r>
-        <w:rPr>
-          <w:rStyle w:val="Strong"/>
-        </w:rPr>
-        <w:t>Sparkwrights</w:t>
-      </w:r>
-      <w:r>
-        <w:t xml:space="preserve">, who </w:t>
-      </w:r>
-      <w:r>
-        <w:t>are</w:t>
-      </w:r>
-      <w:r>
-        <w:t xml:space="preserve"> </w:t>
-      </w:r>
-      <w:r>
-        <w:t xml:space="preserve">quietly </w:t>
-      </w:r>
-      <w:r>
-        <w:t xml:space="preserve">hiring </w:t>
-      </w:r>
-      <w:r>
-        <w:t>skilled explorers and mercenaries</w:t>
-      </w:r>
-      <w:r>
-        <w:t xml:space="preserve"> to</w:t>
-      </w:r>
-      <w:r>
-        <w:t xml:space="preserve"> establish ties with the city’s </w:t>
-      </w:r>
-      <w:r>
-        <w:t xml:space="preserve">strange </w:t>
-      </w:r>
-      <w:r>
-        <w:t xml:space="preserve">denizens and </w:t>
-      </w:r>
-      <w:r>
-        <w:t xml:space="preserve">to </w:t>
-      </w:r>
-      <w:r>
-        <w:t>explore its maze-like lower districts</w:t>
+        <w:lastRenderedPageBreak/>
+        <w:t xml:space="preserve">There </w:t>
+      </w:r>
+      <w:r>
+        <w:t xml:space="preserve">is a legend </w:t>
+      </w:r>
+      <w:r>
+        <w:t xml:space="preserve">known </w:t>
+      </w:r>
+      <w:r>
+        <w:t>to</w:t>
+      </w:r>
+      <w:r>
+        <w:t xml:space="preserve"> those</w:t>
+      </w:r>
+      <w:r>
+        <w:t xml:space="preserve"> that </w:t>
+      </w:r>
+      <w:r>
+        <w:t xml:space="preserve">brave the dark waters </w:t>
+      </w:r>
+      <w:r>
+        <w:t>between the Shattered Isles</w:t>
       </w:r>
       <w:r>
         <w:t>.</w:t>
@@ -173,6 +278,144 @@
         <w:jc w:val="both"/>
       </w:pPr>
       <w:r>
+        <w:t>Before the Cataclysm</w:t>
+      </w:r>
+      <w:r>
+        <w:t xml:space="preserve"> blotted out the sun and rearranged the continents</w:t>
+      </w:r>
+      <w:r>
+        <w:t xml:space="preserve">, </w:t>
+      </w:r>
+      <w:r>
+        <w:t>rumors tell of</w:t>
+      </w:r>
+      <w:r>
+        <w:t xml:space="preserve"> </w:t>
+      </w:r>
+      <w:r>
+        <w:t xml:space="preserve">a glass city of gears and </w:t>
+      </w:r>
+      <w:r>
+        <w:t xml:space="preserve">pumps </w:t>
+      </w:r>
+      <w:r>
+        <w:t xml:space="preserve">that </w:t>
+      </w:r>
+      <w:r>
+        <w:t xml:space="preserve">was raised on the seabed </w:t>
+      </w:r>
+      <w:r>
+        <w:t xml:space="preserve">deep </w:t>
+      </w:r>
+      <w:r>
+        <w:t xml:space="preserve">beneath the waves. Sailors </w:t>
+      </w:r>
+      <w:r>
+        <w:t>speak</w:t>
+      </w:r>
+      <w:r>
+        <w:t xml:space="preserve"> </w:t>
+      </w:r>
+      <w:r>
+        <w:t xml:space="preserve">in hushed voices </w:t>
+      </w:r>
+      <w:r>
+        <w:t xml:space="preserve">of blue lights glimmering in the depths, sure signs of </w:t>
+      </w:r>
+      <w:r>
+        <w:t>a</w:t>
+      </w:r>
+      <w:r>
+        <w:t xml:space="preserve"> long-lost</w:t>
+      </w:r>
+      <w:r>
+        <w:t xml:space="preserve"> sunken</w:t>
+      </w:r>
+      <w:r>
+        <w:t xml:space="preserve"> city.</w:t>
+      </w:r>
+    </w:p>
+    <w:p>
+      <w:pPr>
+        <w:pStyle w:val="ParagraphNormal"/>
+        <w:jc w:val="both"/>
+      </w:pPr>
+      <w:r>
+        <w:t xml:space="preserve">Some months </w:t>
+      </w:r>
+      <w:r>
+        <w:t xml:space="preserve">ago, </w:t>
+      </w:r>
+      <w:r>
+        <w:t xml:space="preserve">an entrance to Erebos </w:t>
+      </w:r>
+      <w:r>
+        <w:t xml:space="preserve">was </w:t>
+      </w:r>
+      <w:r>
+        <w:t>discovered</w:t>
+      </w:r>
+      <w:r>
+        <w:t xml:space="preserve"> </w:t>
+      </w:r>
+      <w:r>
+        <w:t xml:space="preserve">off the Akorosi coast </w:t>
+      </w:r>
+      <w:r>
+        <w:t xml:space="preserve">and kept hidden by the </w:t>
+      </w:r>
+      <w:r>
+        <w:rPr>
+          <w:rStyle w:val="Strong"/>
+        </w:rPr>
+        <w:t>Sparkwrights</w:t>
+      </w:r>
+      <w:r>
+        <w:t xml:space="preserve">, who </w:t>
+      </w:r>
+      <w:r>
+        <w:t>are</w:t>
+      </w:r>
+      <w:r>
+        <w:t xml:space="preserve"> </w:t>
+      </w:r>
+      <w:r>
+        <w:t xml:space="preserve">quietly </w:t>
+      </w:r>
+      <w:r>
+        <w:t xml:space="preserve">hiring </w:t>
+      </w:r>
+      <w:r>
+        <w:t>skilled explorers and mercenaries</w:t>
+      </w:r>
+      <w:r>
+        <w:t xml:space="preserve"> to</w:t>
+      </w:r>
+      <w:r>
+        <w:t xml:space="preserve"> establish ties with the city’s </w:t>
+      </w:r>
+      <w:r>
+        <w:t xml:space="preserve">strange </w:t>
+      </w:r>
+      <w:r>
+        <w:t xml:space="preserve">denizens and </w:t>
+      </w:r>
+      <w:r>
+        <w:t xml:space="preserve">to </w:t>
+      </w:r>
+      <w:r>
+        <w:t>explore its maze-like lower districts</w:t>
+      </w:r>
+      <w:r>
+        <w:t>.</w:t>
+      </w:r>
+    </w:p>
+    <w:p>
+      <w:pPr>
+        <w:pStyle w:val="ParagraphNormal"/>
+        <w:jc w:val="both"/>
+      </w:pPr>
+      <w:r>
         <w:t>You meet</w:t>
       </w:r>
       <w:r>
@@ -182,7 +425,25 @@
         <w:rPr>
           <w:rStyle w:val="Strong"/>
         </w:rPr>
-        <w:t>Professor Tynes</w:t>
+        <w:t xml:space="preserve">Professor </w:t>
+      </w:r>
+      <w:r>
+        <w:rPr>
+          <w:rStyle w:val="Strong"/>
+        </w:rPr>
+        <w:t>Val</w:t>
+      </w:r>
+      <w:r>
+        <w:rPr>
+          <w:rStyle w:val="Strong"/>
+        </w:rPr>
+        <w:t xml:space="preserve"> </w:t>
+      </w:r>
+      <w:r>
+        <w:rPr>
+          <w:rStyle w:val="Strong"/>
+        </w:rPr>
+        <w:t>Tynes</w:t>
       </w:r>
       <w:r>
         <w:t xml:space="preserve"> </w:t>
@@ -214,7 +475,13 @@
         <w:pStyle w:val="Quote"/>
       </w:pPr>
       <w:r>
-        <w:t xml:space="preserve">“Good to finally meet you—we’re in desperate need of more hands on site. After excavating the underwater entrance to Erebos, we made contact with representatives of the Upper City’s districts. It’s yet unclear what lies beyond the </w:t>
+        <w:t xml:space="preserve">“Good to finally meet you—we’re in desperate need of more </w:t>
+      </w:r>
+      <w:r>
+        <w:t>hands-on</w:t>
+      </w:r>
+      <w:r>
+        <w:t xml:space="preserve"> site. After excavating the underwater entrance to Erebos, we made contact with representatives of the Upper City’s districts. It’s yet unclear what lies beyond the </w:t>
       </w:r>
       <w:r>
         <w:t xml:space="preserve">friendly </w:t>
@@ -238,6 +505,51 @@
     </w:p>
     <w:p>
       <w:pPr>
+        <w:pStyle w:val="ParagraphNormal"/>
+        <w:spacing w:after="200"/>
+        <w:jc w:val="both"/>
+        <w:rPr>
+          <w:color w:val="FF0000"/>
+        </w:rPr>
+      </w:pPr>
+      <w:r>
+        <w:rPr>
+          <w:color w:val="FF0000"/>
+        </w:rPr>
+        <w:t xml:space="preserve">// </w:t>
+      </w:r>
+      <w:r>
+        <w:rPr>
+          <w:color w:val="FF0000"/>
+        </w:rPr>
+        <w:t xml:space="preserve">Add </w:t>
+      </w:r>
+      <w:r>
+        <w:rPr>
+          <w:color w:val="FF0000"/>
+        </w:rPr>
+        <w:t>worldbuilding questions</w:t>
+      </w:r>
+      <w:r>
+        <w:rPr>
+          <w:color w:val="FF0000"/>
+        </w:rPr>
+        <w:t>, character presets</w:t>
+      </w:r>
+    </w:p>
+    <w:p>
+      <w:pPr>
+        <w:spacing w:afterLines="120" w:after="288"/>
+        <w:rPr>
+          <w:sz w:val="20"/>
+        </w:rPr>
+      </w:pPr>
+      <w:r>
+        <w:br w:type="page"/>
+      </w:r>
+    </w:p>
+    <w:p>
+      <w:pPr>
         <w:spacing w:before="200" w:after="160" w:line="240" w:lineRule="auto"/>
         <w:jc w:val="center"/>
         <w:rPr>
@@ -251,6 +563,7 @@
           <w:b w:val="0"/>
           <w:bCs w:val="0"/>
         </w:rPr>
+        <w:lastRenderedPageBreak/>
         <w:t>🙥</w:t>
       </w:r>
       <w:r>
@@ -291,7 +604,34 @@
         <w:t>Erebos</w:t>
       </w:r>
       <w:r>
-        <w:t xml:space="preserve"> is a city of steel and glass, built before the Cataclysm in a trench on the ocean floor. An airtight bubble sits snugly over the top of the chasm, protecting the city from the sea. Pumps and air recyclers ensure a constant flow of breathable gas to the city’s many districts. Although bioluminescence is the main source of light, electricity is still necessary to run the city’s infrastructure: an </w:t>
+        <w:t xml:space="preserve"> is a city of steel and glass, built </w:t>
+      </w:r>
+      <w:r>
+        <w:t xml:space="preserve">by renowned inventor Lord Edmund Wellmore </w:t>
+      </w:r>
+      <w:r>
+        <w:t xml:space="preserve">before the Cataclysm in a trench on the ocean floor. An airtight bubble sits snugly over the top of the chasm, protecting the city from the </w:t>
+      </w:r>
+      <w:r>
+        <w:t xml:space="preserve">depths </w:t>
+      </w:r>
+      <w:r>
+        <w:t xml:space="preserve">of the </w:t>
+      </w:r>
+      <w:r>
+        <w:rPr>
+          <w:rStyle w:val="Strong"/>
+        </w:rPr>
+        <w:t>Void Sea</w:t>
+      </w:r>
+      <w:r>
+        <w:t xml:space="preserve">. Pumps and air recyclers ensure a constant flow of breathable gas to the city’s </w:t>
+      </w:r>
+      <w:r>
+        <w:t>multitude of</w:t>
+      </w:r>
+      <w:r>
+        <w:t xml:space="preserve"> districts. Although bioluminescence is the main source of light, electricity is still necessary to run the city’s infrastructure: an </w:t>
       </w:r>
       <w:r>
         <w:rPr>
@@ -349,7 +689,13 @@
         <w:t>Lower City</w:t>
       </w:r>
       <w:r>
-        <w:t xml:space="preserve"> during the Cataclysm by flooding, conflict, and in some cases, demonic corruption.</w:t>
+        <w:t xml:space="preserve"> during the Cataclysm by flooding, conflict, and</w:t>
+      </w:r>
+      <w:r>
+        <w:t>,</w:t>
+      </w:r>
+      <w:r>
+        <w:t xml:space="preserve"> in some cases, demonic corruption.</w:t>
       </w:r>
     </w:p>
     <w:tbl>
@@ -438,13 +784,13 @@
               <w:tblLook w:val="04A0" w:firstRow="1" w:lastRow="0" w:firstColumn="1" w:lastColumn="0" w:noHBand="0" w:noVBand="1"/>
             </w:tblPr>
             <w:tblGrid>
-              <w:gridCol w:w="1005"/>
-              <w:gridCol w:w="7879"/>
+              <w:gridCol w:w="909"/>
+              <w:gridCol w:w="7975"/>
             </w:tblGrid>
             <w:tr>
               <w:tc>
                 <w:tcPr>
-                  <w:tcW w:w="1005" w:type="dxa"/>
+                  <w:tcW w:w="909" w:type="dxa"/>
                   <w:tcBorders>
                     <w:bottom w:val="single" w:sz="4" w:space="0" w:color="auto"/>
                   </w:tcBorders>
@@ -472,7 +818,7 @@
               </w:tc>
               <w:tc>
                 <w:tcPr>
-                  <w:tcW w:w="7879" w:type="dxa"/>
+                  <w:tcW w:w="7975" w:type="dxa"/>
                   <w:tcBorders>
                     <w:bottom w:val="single" w:sz="4" w:space="0" w:color="auto"/>
                   </w:tcBorders>
@@ -480,123 +826,18 @@
                 <w:p>
                   <w:pPr>
                     <w:pStyle w:val="ParagraphNormal"/>
-                    <w:rPr>
-                      <w:sz w:val="16"/>
-                      <w:szCs w:val="16"/>
-                    </w:rPr>
                   </w:pPr>
                   <w:r>
-                    <w:rPr>
-                      <w:sz w:val="16"/>
-                      <w:szCs w:val="16"/>
-                    </w:rPr>
-                    <w:t>I</w:t>
-                  </w:r>
-                  <w:r>
-                    <w:rPr>
-                      <w:sz w:val="16"/>
-                      <w:szCs w:val="16"/>
-                    </w:rPr>
-                    <w:t xml:space="preserve">nventor and natural philosopher Lord Edmund Wellmore discovers a thermal emanation coming from the </w:t>
-                  </w:r>
-                  <w:r>
-                    <w:rPr>
-                      <w:rStyle w:val="Strong"/>
-                      <w:sz w:val="16"/>
-                      <w:szCs w:val="16"/>
+                    <w:t xml:space="preserve">Inventor and natural philosopher Lord Edmund Wellmore discovers a thermal emanation coming from the </w:t>
+                  </w:r>
+                  <w:r>
+                    <w:rPr>
+                      <w:rStyle w:val="Strong"/>
                     </w:rPr>
                     <w:t>Abyssal Trench</w:t>
                   </w:r>
                   <w:r>
-                    <w:rPr>
-                      <w:sz w:val="16"/>
-                      <w:szCs w:val="16"/>
-                    </w:rPr>
-                    <w:t xml:space="preserve"> </w:t>
-                  </w:r>
-                  <w:r>
-                    <w:rPr>
-                      <w:sz w:val="16"/>
-                      <w:szCs w:val="16"/>
-                    </w:rPr>
-                    <w:t>near</w:t>
-                  </w:r>
-                  <w:r>
-                    <w:rPr>
-                      <w:sz w:val="16"/>
-                      <w:szCs w:val="16"/>
-                    </w:rPr>
-                    <w:t xml:space="preserve"> Ilysia while exploring in his submersible.</w:t>
-                  </w:r>
-                  <w:r>
-                    <w:rPr>
-                      <w:sz w:val="16"/>
-                      <w:szCs w:val="16"/>
-                    </w:rPr>
-                    <w:t xml:space="preserve"> </w:t>
-                  </w:r>
-                  <w:r>
-                    <w:rPr>
-                      <w:sz w:val="16"/>
-                      <w:szCs w:val="16"/>
-                    </w:rPr>
-                    <w:t xml:space="preserve">A glass dome is </w:t>
-                  </w:r>
-                  <w:r>
-                    <w:rPr>
-                      <w:sz w:val="16"/>
-                      <w:szCs w:val="16"/>
-                    </w:rPr>
-                    <w:t>raised</w:t>
-                  </w:r>
-                  <w:r>
-                    <w:rPr>
-                      <w:sz w:val="16"/>
-                      <w:szCs w:val="16"/>
-                    </w:rPr>
-                    <w:t xml:space="preserve"> over</w:t>
-                  </w:r>
-                  <w:r>
-                    <w:rPr>
-                      <w:sz w:val="16"/>
-                      <w:szCs w:val="16"/>
-                    </w:rPr>
-                    <w:t xml:space="preserve"> the trench</w:t>
-                  </w:r>
-                  <w:r>
-                    <w:rPr>
-                      <w:sz w:val="16"/>
-                      <w:szCs w:val="16"/>
-                    </w:rPr>
-                    <w:t xml:space="preserve">, and a power station </w:t>
-                  </w:r>
-                  <w:r>
-                    <w:rPr>
-                      <w:sz w:val="16"/>
-                      <w:szCs w:val="16"/>
-                    </w:rPr>
-                    <w:t xml:space="preserve">is installed </w:t>
-                  </w:r>
-                  <w:r>
-                    <w:rPr>
-                      <w:sz w:val="16"/>
-                      <w:szCs w:val="16"/>
-                    </w:rPr>
-                    <w:t xml:space="preserve">to capture the thermal emissions </w:t>
-                  </w:r>
-                  <w:r>
-                    <w:rPr>
-                      <w:sz w:val="16"/>
-                      <w:szCs w:val="16"/>
-                    </w:rPr>
-                    <w:t xml:space="preserve">and </w:t>
-                  </w:r>
-                  <w:r>
-                    <w:rPr>
-                      <w:sz w:val="16"/>
-                      <w:szCs w:val="16"/>
-                    </w:rPr>
-                    <w:t>power a hydraulic drainage system.</w:t>
+                    <w:t xml:space="preserve"> near Ilysia while exploring in his submersible. A glass dome is raised over the trench, and a power station is installed to capture the thermal emissions and power a hydraulic drainage system.</w:t>
                   </w:r>
                 </w:p>
               </w:tc>
@@ -604,7 +845,7 @@
             <w:tr>
               <w:tc>
                 <w:tcPr>
-                  <w:tcW w:w="1005" w:type="dxa"/>
+                  <w:tcW w:w="909" w:type="dxa"/>
                   <w:tcBorders>
                     <w:top w:val="single" w:sz="4" w:space="0" w:color="auto"/>
                     <w:bottom w:val="single" w:sz="4" w:space="0" w:color="auto"/>
@@ -639,7 +880,7 @@
               </w:tc>
               <w:tc>
                 <w:tcPr>
-                  <w:tcW w:w="7879" w:type="dxa"/>
+                  <w:tcW w:w="7975" w:type="dxa"/>
                   <w:tcBorders>
                     <w:top w:val="single" w:sz="4" w:space="0" w:color="auto"/>
                     <w:bottom w:val="single" w:sz="4" w:space="0" w:color="auto"/>
@@ -648,73 +889,9 @@
                 <w:p>
                   <w:pPr>
                     <w:pStyle w:val="ParagraphNormal"/>
-                    <w:rPr>
-                      <w:sz w:val="16"/>
-                      <w:szCs w:val="16"/>
-                    </w:rPr>
                   </w:pPr>
                   <w:r>
-                    <w:rPr>
-                      <w:sz w:val="16"/>
-                      <w:szCs w:val="16"/>
-                    </w:rPr>
-                    <w:t>The Harbor, Garden, and</w:t>
-                  </w:r>
-                  <w:r>
-                    <w:rPr>
-                      <w:sz w:val="16"/>
-                      <w:szCs w:val="16"/>
-                    </w:rPr>
-                    <w:t xml:space="preserve"> Wellmore Terrace </w:t>
-                  </w:r>
-                  <w:r>
-                    <w:rPr>
-                      <w:sz w:val="16"/>
-                      <w:szCs w:val="16"/>
-                    </w:rPr>
-                    <w:t xml:space="preserve">districts are </w:t>
-                  </w:r>
-                  <w:r>
-                    <w:rPr>
-                      <w:sz w:val="16"/>
-                      <w:szCs w:val="16"/>
-                    </w:rPr>
-                    <w:t>constructed</w:t>
-                  </w:r>
-                  <w:r>
-                    <w:rPr>
-                      <w:sz w:val="16"/>
-                      <w:szCs w:val="16"/>
-                    </w:rPr>
-                    <w:t>. The project’s patrons bring their families</w:t>
-                  </w:r>
-                  <w:r>
-                    <w:rPr>
-                      <w:sz w:val="16"/>
-                      <w:szCs w:val="16"/>
-                    </w:rPr>
-                    <w:t>. H</w:t>
-                  </w:r>
-                  <w:r>
-                    <w:rPr>
-                      <w:sz w:val="16"/>
-                      <w:szCs w:val="16"/>
-                    </w:rPr>
-                    <w:t xml:space="preserve">undreds of </w:t>
-                  </w:r>
-                  <w:r>
-                    <w:rPr>
-                      <w:sz w:val="16"/>
-                      <w:szCs w:val="16"/>
-                    </w:rPr>
-                    <w:t>indentured servants are transported to develop the city’s infrastructure</w:t>
-                  </w:r>
-                  <w:r>
-                    <w:rPr>
-                      <w:sz w:val="16"/>
-                      <w:szCs w:val="16"/>
-                    </w:rPr>
-                    <w:t>.</w:t>
+                    <w:t>The Harbor, Garden, and Wellmore Terrace districts are constructed. The project’s patrons bring their families. Hundreds of indentured servants are transported to develop the city’s infrastructure.</w:t>
                   </w:r>
                 </w:p>
               </w:tc>
@@ -722,7 +899,7 @@
             <w:tr>
               <w:tc>
                 <w:tcPr>
-                  <w:tcW w:w="1005" w:type="dxa"/>
+                  <w:tcW w:w="909" w:type="dxa"/>
                   <w:tcBorders>
                     <w:top w:val="single" w:sz="4" w:space="0" w:color="auto"/>
                     <w:bottom w:val="single" w:sz="4" w:space="0" w:color="auto"/>
@@ -745,7 +922,7 @@
               </w:tc>
               <w:tc>
                 <w:tcPr>
-                  <w:tcW w:w="7879" w:type="dxa"/>
+                  <w:tcW w:w="7975" w:type="dxa"/>
                   <w:tcBorders>
                     <w:top w:val="single" w:sz="4" w:space="0" w:color="auto"/>
                     <w:bottom w:val="single" w:sz="4" w:space="0" w:color="auto"/>
@@ -754,123 +931,18 @@
                 <w:p>
                   <w:pPr>
                     <w:pStyle w:val="ParagraphNormal"/>
-                    <w:rPr>
-                      <w:sz w:val="16"/>
-                      <w:szCs w:val="16"/>
-                    </w:rPr>
                   </w:pPr>
                   <w:r>
-                    <w:rPr>
-                      <w:sz w:val="16"/>
-                      <w:szCs w:val="16"/>
-                    </w:rPr>
-                    <w:t xml:space="preserve">More districts are established, although </w:t>
-                  </w:r>
-                  <w:r>
-                    <w:rPr>
-                      <w:sz w:val="16"/>
-                      <w:szCs w:val="16"/>
-                    </w:rPr>
-                    <w:t xml:space="preserve">little </w:t>
-                  </w:r>
-                  <w:r>
-                    <w:rPr>
-                      <w:sz w:val="16"/>
-                      <w:szCs w:val="16"/>
-                    </w:rPr>
-                    <w:t xml:space="preserve">information about them </w:t>
-                  </w:r>
-                  <w:r>
-                    <w:rPr>
-                      <w:sz w:val="16"/>
-                      <w:szCs w:val="16"/>
-                    </w:rPr>
-                    <w:t>remains</w:t>
-                  </w:r>
-                  <w:r>
-                    <w:rPr>
-                      <w:sz w:val="16"/>
-                      <w:szCs w:val="16"/>
-                    </w:rPr>
-                    <w:t>.</w:t>
-                  </w:r>
-                  <w:r>
-                    <w:rPr>
-                      <w:sz w:val="16"/>
-                      <w:szCs w:val="16"/>
-                    </w:rPr>
-                    <w:t xml:space="preserve"> T</w:t>
-                  </w:r>
-                  <w:r>
-                    <w:rPr>
-                      <w:sz w:val="16"/>
-                      <w:szCs w:val="16"/>
-                    </w:rPr>
-                    <w:t xml:space="preserve">he </w:t>
-                  </w:r>
-                  <w:r>
-                    <w:rPr>
-                      <w:sz w:val="16"/>
-                      <w:szCs w:val="16"/>
-                    </w:rPr>
-                    <w:t xml:space="preserve">new </w:t>
-                  </w:r>
-                  <w:r>
-                    <w:rPr>
-                      <w:sz w:val="16"/>
-                      <w:szCs w:val="16"/>
-                    </w:rPr>
-                    <w:t>Foundry district</w:t>
-                  </w:r>
-                  <w:r>
-                    <w:rPr>
-                      <w:sz w:val="16"/>
-                      <w:szCs w:val="16"/>
-                    </w:rPr>
-                    <w:t xml:space="preserve"> opens</w:t>
-                  </w:r>
-                  <w:r>
-                    <w:rPr>
-                      <w:sz w:val="16"/>
-                      <w:szCs w:val="16"/>
-                    </w:rPr>
-                    <w:t xml:space="preserve"> and begins producing ingots of </w:t>
-                  </w:r>
-                  <w:r>
-                    <w:rPr>
-                      <w:rStyle w:val="Strong"/>
-                      <w:sz w:val="16"/>
-                      <w:szCs w:val="16"/>
+                    <w:t xml:space="preserve">More districts are established, although little information about them remains. The new Foundry district opens and begins producing ingots of </w:t>
+                  </w:r>
+                  <w:r>
+                    <w:rPr>
+                      <w:rStyle w:val="Strong"/>
                     </w:rPr>
                     <w:t>Sea Alloy</w:t>
                   </w:r>
                   <w:r>
-                    <w:rPr>
-                      <w:sz w:val="16"/>
-                      <w:szCs w:val="16"/>
-                    </w:rPr>
-                    <w:t>—</w:t>
-                  </w:r>
-                  <w:r>
-                    <w:rPr>
-                      <w:sz w:val="16"/>
-                      <w:szCs w:val="16"/>
-                    </w:rPr>
-                    <w:t>created from deposits in the trench walls.</w:t>
-                  </w:r>
-                  <w:r>
-                    <w:rPr>
-                      <w:sz w:val="16"/>
-                      <w:szCs w:val="16"/>
-                    </w:rPr>
-                    <w:t xml:space="preserve"> District divisions are officially designated as the</w:t>
-                  </w:r>
-                  <w:r>
-                    <w:rPr>
-                      <w:sz w:val="16"/>
-                      <w:szCs w:val="16"/>
-                    </w:rPr>
-                    <w:t xml:space="preserve"> Upper City and the Lower City.</w:t>
+                    <w:t>—created from deposits in the trench walls. District divisions are officially designated as the Upper City and the Lower City.</w:t>
                   </w:r>
                 </w:p>
               </w:tc>
@@ -878,7 +950,7 @@
             <w:tr>
               <w:tc>
                 <w:tcPr>
-                  <w:tcW w:w="1005" w:type="dxa"/>
+                  <w:tcW w:w="909" w:type="dxa"/>
                   <w:tcBorders>
                     <w:top w:val="single" w:sz="4" w:space="0" w:color="auto"/>
                     <w:bottom w:val="single" w:sz="4" w:space="0" w:color="auto"/>
@@ -901,7 +973,7 @@
               </w:tc>
               <w:tc>
                 <w:tcPr>
-                  <w:tcW w:w="7879" w:type="dxa"/>
+                  <w:tcW w:w="7975" w:type="dxa"/>
                   <w:tcBorders>
                     <w:top w:val="single" w:sz="4" w:space="0" w:color="auto"/>
                     <w:bottom w:val="single" w:sz="4" w:space="0" w:color="auto"/>
@@ -910,80 +982,9 @@
                 <w:p>
                   <w:pPr>
                     <w:pStyle w:val="ParagraphNormal"/>
-                    <w:rPr>
-                      <w:sz w:val="16"/>
-                      <w:szCs w:val="16"/>
-                    </w:rPr>
                   </w:pPr>
                   <w:r>
-                    <w:rPr>
-                      <w:sz w:val="16"/>
-                      <w:szCs w:val="16"/>
-                    </w:rPr>
-                    <w:t>A new</w:t>
-                  </w:r>
-                  <w:r>
-                    <w:rPr>
-                      <w:sz w:val="16"/>
-                      <w:szCs w:val="16"/>
-                    </w:rPr>
-                    <w:t xml:space="preserve"> fuel</w:t>
-                  </w:r>
-                  <w:r>
-                    <w:rPr>
-                      <w:sz w:val="16"/>
-                      <w:szCs w:val="16"/>
-                    </w:rPr>
-                    <w:t xml:space="preserve"> source is </w:t>
-                  </w:r>
-                  <w:r>
-                    <w:rPr>
-                      <w:sz w:val="16"/>
-                      <w:szCs w:val="16"/>
-                    </w:rPr>
-                    <w:t xml:space="preserve">discovered </w:t>
-                  </w:r>
-                  <w:r>
-                    <w:rPr>
-                      <w:sz w:val="16"/>
-                      <w:szCs w:val="16"/>
-                    </w:rPr>
-                    <w:t xml:space="preserve">below the city. A drilling station </w:t>
-                  </w:r>
-                  <w:r>
-                    <w:rPr>
-                      <w:sz w:val="16"/>
-                      <w:szCs w:val="16"/>
-                    </w:rPr>
-                    <w:t xml:space="preserve">and </w:t>
-                  </w:r>
-                  <w:r>
-                    <w:rPr>
-                      <w:sz w:val="16"/>
-                      <w:szCs w:val="16"/>
-                    </w:rPr>
-                    <w:t xml:space="preserve">a refinery </w:t>
-                  </w:r>
-                  <w:r>
-                    <w:rPr>
-                      <w:sz w:val="16"/>
-                      <w:szCs w:val="16"/>
-                    </w:rPr>
-                    <w:t xml:space="preserve">complex is built </w:t>
-                  </w:r>
-                  <w:r>
-                    <w:rPr>
-                      <w:sz w:val="16"/>
-                      <w:szCs w:val="16"/>
-                    </w:rPr>
-                    <w:t>above the waterline at the base of the trench</w:t>
-                  </w:r>
-                  <w:r>
-                    <w:rPr>
-                      <w:sz w:val="16"/>
-                      <w:szCs w:val="16"/>
-                    </w:rPr>
-                    <w:t>. The energy grid is adapted to exclusively use the new fuel source.</w:t>
+                    <w:t>A new fuel source is discovered below the city. A drilling station and a refinery complex is built above the waterline at the base of the trench. The energy grid is adapted to exclusively use the new fuel source.</w:t>
                   </w:r>
                 </w:p>
               </w:tc>
@@ -991,7 +992,7 @@
             <w:tr>
               <w:tc>
                 <w:tcPr>
-                  <w:tcW w:w="1005" w:type="dxa"/>
+                  <w:tcW w:w="909" w:type="dxa"/>
                   <w:tcBorders>
                     <w:top w:val="single" w:sz="4" w:space="0" w:color="auto"/>
                     <w:bottom w:val="single" w:sz="4" w:space="0" w:color="auto"/>
@@ -1008,13 +1009,19 @@
                     <w:rPr>
                       <w:rStyle w:val="Strong"/>
                     </w:rPr>
-                    <w:t>10 PC</w:t>
+                    <w:t>3</w:t>
+                  </w:r>
+                  <w:r>
+                    <w:rPr>
+                      <w:rStyle w:val="Strong"/>
+                    </w:rPr>
+                    <w:t xml:space="preserve"> PC</w:t>
                   </w:r>
                 </w:p>
               </w:tc>
               <w:tc>
                 <w:tcPr>
-                  <w:tcW w:w="7879" w:type="dxa"/>
+                  <w:tcW w:w="7975" w:type="dxa"/>
                   <w:tcBorders>
                     <w:top w:val="single" w:sz="4" w:space="0" w:color="auto"/>
                     <w:bottom w:val="single" w:sz="4" w:space="0" w:color="auto"/>
@@ -1023,94 +1030,15 @@
                 <w:p>
                   <w:pPr>
                     <w:pStyle w:val="ParagraphNormal"/>
-                    <w:rPr>
-                      <w:sz w:val="16"/>
-                      <w:szCs w:val="16"/>
-                    </w:rPr>
                   </w:pPr>
                   <w:r>
-                    <w:rPr>
-                      <w:sz w:val="16"/>
-                      <w:szCs w:val="16"/>
-                    </w:rPr>
-                    <w:t>Daily tremors</w:t>
-                  </w:r>
-                  <w:r>
-                    <w:rPr>
-                      <w:sz w:val="16"/>
-                      <w:szCs w:val="16"/>
-                    </w:rPr>
-                    <w:t xml:space="preserve"> in the trench cause widespread destruction</w:t>
-                  </w:r>
-                  <w:r>
-                    <w:rPr>
-                      <w:sz w:val="16"/>
-                      <w:szCs w:val="16"/>
-                    </w:rPr>
-                    <w:t xml:space="preserve">. </w:t>
-                  </w:r>
-                  <w:r>
-                    <w:rPr>
-                      <w:sz w:val="16"/>
-                      <w:szCs w:val="16"/>
-                    </w:rPr>
-                    <w:t>Several Erebosi n</w:t>
-                  </w:r>
-                  <w:r>
-                    <w:rPr>
-                      <w:sz w:val="16"/>
-                      <w:szCs w:val="16"/>
-                    </w:rPr>
-                    <w:t xml:space="preserve">atural </w:t>
-                  </w:r>
-                  <w:r>
-                    <w:rPr>
-                      <w:sz w:val="16"/>
-                      <w:szCs w:val="16"/>
-                    </w:rPr>
-                    <w:t>philosophers</w:t>
-                  </w:r>
-                  <w:r>
-                    <w:rPr>
-                      <w:sz w:val="16"/>
-                      <w:szCs w:val="16"/>
-                    </w:rPr>
-                    <w:t xml:space="preserve"> </w:t>
-                  </w:r>
-                  <w:r>
-                    <w:rPr>
-                      <w:sz w:val="16"/>
-                      <w:szCs w:val="16"/>
-                    </w:rPr>
-                    <w:t xml:space="preserve">demand </w:t>
-                  </w:r>
-                  <w:r>
-                    <w:rPr>
-                      <w:sz w:val="16"/>
-                      <w:szCs w:val="16"/>
-                    </w:rPr>
-                    <w:t>an end to the drilling below the city</w:t>
-                  </w:r>
-                  <w:r>
-                    <w:rPr>
-                      <w:sz w:val="16"/>
-                      <w:szCs w:val="16"/>
-                    </w:rPr>
-                    <w:t>, but the requests are ignored</w:t>
-                  </w:r>
-                  <w:r>
-                    <w:rPr>
-                      <w:sz w:val="16"/>
-                      <w:szCs w:val="16"/>
-                    </w:rPr>
-                    <w:t>.</w:t>
-                  </w:r>
-                  <w:r>
-                    <w:rPr>
-                      <w:sz w:val="16"/>
-                      <w:szCs w:val="16"/>
-                    </w:rPr>
-                    <w:t xml:space="preserve"> After three months, the tremors subside.</w:t>
+                    <w:t xml:space="preserve">Daily tremors in the trench cause widespread destruction. </w:t>
+                  </w:r>
+                  <w:r>
+                    <w:t xml:space="preserve">A group of </w:t>
+                  </w:r>
+                  <w:r>
+                    <w:t>natural philosophers demand an end to the drilling below the city, but the requests are ignored.</w:t>
                   </w:r>
                 </w:p>
               </w:tc>
@@ -1121,7 +1049,7 @@
               </w:trPr>
               <w:tc>
                 <w:tcPr>
-                  <w:tcW w:w="1005" w:type="dxa"/>
+                  <w:tcW w:w="909" w:type="dxa"/>
                   <w:tcBorders>
                     <w:top w:val="single" w:sz="4" w:space="0" w:color="auto"/>
                     <w:bottom w:val="single" w:sz="4" w:space="0" w:color="auto"/>
@@ -1144,7 +1072,7 @@
               </w:tc>
               <w:tc>
                 <w:tcPr>
-                  <w:tcW w:w="7879" w:type="dxa"/>
+                  <w:tcW w:w="7975" w:type="dxa"/>
                   <w:tcBorders>
                     <w:top w:val="single" w:sz="4" w:space="0" w:color="auto"/>
                     <w:bottom w:val="single" w:sz="4" w:space="0" w:color="auto"/>
@@ -1153,17 +1081,24 @@
                 <w:p>
                   <w:pPr>
                     <w:pStyle w:val="ParagraphNormal"/>
-                    <w:rPr>
-                      <w:sz w:val="16"/>
-                      <w:szCs w:val="16"/>
-                    </w:rPr>
                   </w:pPr>
                   <w:r>
-                    <w:rPr>
-                      <w:sz w:val="16"/>
-                      <w:szCs w:val="16"/>
-                    </w:rPr>
-                    <w:t>During the Cataclysm, an earthquake destroys walkways in the Lower City, isolating large portions of the population. Upper City districts form independent states to better preserve order amid rising unrest.</w:t>
+                    <w:t xml:space="preserve">During the Cataclysm, an earthquake destroys </w:t>
+                  </w:r>
+                  <w:r>
+                    <w:t xml:space="preserve">the </w:t>
+                  </w:r>
+                  <w:r>
+                    <w:t xml:space="preserve">transit </w:t>
+                  </w:r>
+                  <w:r>
+                    <w:t xml:space="preserve">walkways in the Lower City, isolating large portions of the population. Upper City districts form independent </w:t>
+                  </w:r>
+                  <w:r>
+                    <w:t>Councils</w:t>
+                  </w:r>
+                  <w:r>
+                    <w:t xml:space="preserve"> to better preserve order amid rising unrest.</w:t>
                   </w:r>
                 </w:p>
               </w:tc>
@@ -1174,7 +1109,7 @@
               </w:trPr>
               <w:tc>
                 <w:tcPr>
-                  <w:tcW w:w="1005" w:type="dxa"/>
+                  <w:tcW w:w="909" w:type="dxa"/>
                   <w:tcBorders>
                     <w:top w:val="single" w:sz="4" w:space="0" w:color="auto"/>
                     <w:bottom w:val="single" w:sz="4" w:space="0" w:color="auto"/>
@@ -1197,7 +1132,7 @@
               </w:tc>
               <w:tc>
                 <w:tcPr>
-                  <w:tcW w:w="7879" w:type="dxa"/>
+                  <w:tcW w:w="7975" w:type="dxa"/>
                   <w:tcBorders>
                     <w:top w:val="single" w:sz="4" w:space="0" w:color="auto"/>
                     <w:bottom w:val="single" w:sz="4" w:space="0" w:color="auto"/>
@@ -1206,17 +1141,15 @@
                 <w:p>
                   <w:pPr>
                     <w:pStyle w:val="ParagraphNormal"/>
-                    <w:rPr>
-                      <w:sz w:val="16"/>
-                      <w:szCs w:val="16"/>
-                    </w:rPr>
                   </w:pPr>
                   <w:r>
-                    <w:rPr>
-                      <w:sz w:val="16"/>
-                      <w:szCs w:val="16"/>
-                    </w:rPr>
-                    <w:t>A coaltion of Upper City districts (The Garden, Wellmore Terrace, Four Corners) tunnels through rubble into the isolated Harbor district. The local factions are culturally distinct from the rest of the Upper City.</w:t>
+                    <w:t xml:space="preserve">A </w:t>
+                  </w:r>
+                  <w:r>
+                    <w:t>coalition</w:t>
+                  </w:r>
+                  <w:r>
+                    <w:t xml:space="preserve"> of Upper City districts tunnels through rubble into the isolated Harbor district. The local factions are culturally distinct from the rest of the Upper City.</w:t>
                   </w:r>
                 </w:p>
               </w:tc>
@@ -1227,7 +1160,7 @@
               </w:trPr>
               <w:tc>
                 <w:tcPr>
-                  <w:tcW w:w="1005" w:type="dxa"/>
+                  <w:tcW w:w="909" w:type="dxa"/>
                   <w:tcBorders>
                     <w:top w:val="single" w:sz="4" w:space="0" w:color="auto"/>
                   </w:tcBorders>
@@ -1249,7 +1182,7 @@
               </w:tc>
               <w:tc>
                 <w:tcPr>
-                  <w:tcW w:w="7879" w:type="dxa"/>
+                  <w:tcW w:w="7975" w:type="dxa"/>
                   <w:tcBorders>
                     <w:top w:val="single" w:sz="4" w:space="0" w:color="auto"/>
                   </w:tcBorders>
@@ -1257,24 +1190,9 @@
                 <w:p>
                   <w:pPr>
                     <w:pStyle w:val="ParagraphNormal"/>
-                    <w:rPr>
-                      <w:sz w:val="16"/>
-                      <w:szCs w:val="16"/>
-                    </w:rPr>
                   </w:pPr>
                   <w:r>
-                    <w:rPr>
-                      <w:sz w:val="16"/>
-                      <w:szCs w:val="16"/>
-                    </w:rPr>
-                    <w:t>Present day.</w:t>
-                  </w:r>
-                  <w:r>
-                    <w:rPr>
-                      <w:sz w:val="16"/>
-                      <w:szCs w:val="16"/>
-                    </w:rPr>
-                    <w:t xml:space="preserve"> Sparkwrights land submersibles in the Harbor district’s airlock, reuniting the lost civilization with their forebears for the first time in over eight centuries.</w:t>
+                    <w:t>Present day. Sparkwrights land submersibles in the Harbor district’s airlock, reuniting the lost civilization with their forebears for the first time in over eight centuries.</w:t>
                   </w:r>
                 </w:p>
               </w:tc>
@@ -1372,7 +1290,7 @@
           <w:bCs w:val="0"/>
           <w:smallCaps w:val="0"/>
         </w:rPr>
-        <w:t>The descendants of the original inhabitants of Erebos are survivors. Shaped by hundreds of years of isolation, they repurpose complex items to serve more rudimentary purposes. It’s not unusual to see salvaged technology adorn</w:t>
+        <w:t xml:space="preserve">The descendants of the original inhabitants of Erebos are survivors. </w:t>
       </w:r>
       <w:r>
         <w:rPr>
@@ -1381,7 +1299,7 @@
           <w:bCs w:val="0"/>
           <w:smallCaps w:val="0"/>
         </w:rPr>
-        <w:t>ing</w:t>
+        <w:t>Their cultures are s</w:t>
       </w:r>
       <w:r>
         <w:rPr>
@@ -1390,7 +1308,7 @@
           <w:bCs w:val="0"/>
           <w:smallCaps w:val="0"/>
         </w:rPr>
-        <w:t xml:space="preserve"> clothing or brac</w:t>
+        <w:t>haped by hundreds of years of isolation</w:t>
       </w:r>
       <w:r>
         <w:rPr>
@@ -1399,7 +1317,7 @@
           <w:bCs w:val="0"/>
           <w:smallCaps w:val="0"/>
         </w:rPr>
-        <w:t>ing</w:t>
+        <w:t xml:space="preserve"> under the deep sea. </w:t>
       </w:r>
       <w:r>
         <w:rPr>
@@ -1408,7 +1326,7 @@
           <w:bCs w:val="0"/>
           <w:smallCaps w:val="0"/>
         </w:rPr>
-        <w:t xml:space="preserve"> a building</w:t>
+        <w:t>Erebosi people have mottled, pale skin and large</w:t>
       </w:r>
       <w:r>
         <w:rPr>
@@ -1417,7 +1335,7 @@
           <w:bCs w:val="0"/>
           <w:smallCaps w:val="0"/>
         </w:rPr>
-        <w:t>’s exterior</w:t>
+        <w:t>, dark</w:t>
       </w:r>
       <w:r>
         <w:rPr>
@@ -1426,7 +1344,7 @@
           <w:bCs w:val="0"/>
           <w:smallCaps w:val="0"/>
         </w:rPr>
-        <w:t>. Erebosi people have mottled, pale skin and large</w:t>
+        <w:t xml:space="preserve"> eyes.</w:t>
       </w:r>
       <w:r>
         <w:rPr>
@@ -1435,7 +1353,7 @@
           <w:bCs w:val="0"/>
           <w:smallCaps w:val="0"/>
         </w:rPr>
-        <w:t>, dark</w:t>
+        <w:t xml:space="preserve"> </w:t>
       </w:r>
       <w:r>
         <w:rPr>
@@ -1444,7 +1362,10 @@
           <w:bCs w:val="0"/>
           <w:smallCaps w:val="0"/>
         </w:rPr>
-        <w:t xml:space="preserve"> eyes.</w:t>
+        <w:t>Harbor-born</w:t>
+      </w:r>
+      <w:r>
+        <w:t>—</w:t>
       </w:r>
       <w:r>
         <w:rPr>
@@ -1453,7 +1374,13 @@
           <w:bCs w:val="0"/>
           <w:smallCaps w:val="0"/>
         </w:rPr>
-        <w:t xml:space="preserve"> </w:t>
+        <w:t>those hailing from the Harbor district</w:t>
+      </w:r>
+      <w:r>
+        <w:t>—</w:t>
+      </w:r>
+      <w:r>
+        <w:t xml:space="preserve">often </w:t>
       </w:r>
       <w:r>
         <w:rPr>
@@ -1462,10 +1389,7 @@
           <w:bCs w:val="0"/>
           <w:smallCaps w:val="0"/>
         </w:rPr>
-        <w:t>Harborites</w:t>
-      </w:r>
-      <w:r>
-        <w:t>—</w:t>
+        <w:t>have webbed fingers and toes</w:t>
       </w:r>
       <w:r>
         <w:rPr>
@@ -1474,13 +1398,7 @@
           <w:bCs w:val="0"/>
           <w:smallCaps w:val="0"/>
         </w:rPr>
-        <w:t>those hailing from the Harbor district</w:t>
-      </w:r>
-      <w:r>
-        <w:t>—</w:t>
-      </w:r>
-      <w:r>
-        <w:t xml:space="preserve">often </w:t>
+        <w:t xml:space="preserve">, due to the flooded nature of the Harbor </w:t>
       </w:r>
       <w:r>
         <w:rPr>
@@ -1489,7 +1407,7 @@
           <w:bCs w:val="0"/>
           <w:smallCaps w:val="0"/>
         </w:rPr>
-        <w:t>have webbed fingers and toes.</w:t>
+        <w:t>district.</w:t>
       </w:r>
     </w:p>
     <w:tbl>
@@ -1692,7 +1610,43 @@
           <w:bCs w:val="0"/>
           <w:smallCaps w:val="0"/>
         </w:rPr>
-        <w:t xml:space="preserve"> Erebosi speak Akorosi in a guttural dialect while Harborites speak an ancient, musical dialect spoken in Severos before the Cataclysm. Both have trouble reading body language.</w:t>
+        <w:t xml:space="preserve"> Erebosi speak Akorosi in a guttural dialect while </w:t>
+      </w:r>
+      <w:r>
+        <w:rPr>
+          <w:rStyle w:val="Strong"/>
+          <w:b w:val="0"/>
+          <w:bCs w:val="0"/>
+          <w:smallCaps w:val="0"/>
+        </w:rPr>
+        <w:t>Harbor-born</w:t>
+      </w:r>
+      <w:r>
+        <w:rPr>
+          <w:rStyle w:val="Strong"/>
+          <w:b w:val="0"/>
+          <w:bCs w:val="0"/>
+          <w:smallCaps w:val="0"/>
+        </w:rPr>
+        <w:t xml:space="preserve"> speak an ancient, musical </w:t>
+      </w:r>
+      <w:r>
+        <w:rPr>
+          <w:rStyle w:val="Strong"/>
+          <w:b w:val="0"/>
+          <w:bCs w:val="0"/>
+          <w:smallCaps w:val="0"/>
+        </w:rPr>
+        <w:t>language</w:t>
+      </w:r>
+      <w:r>
+        <w:rPr>
+          <w:rStyle w:val="Strong"/>
+          <w:b w:val="0"/>
+          <w:bCs w:val="0"/>
+          <w:smallCaps w:val="0"/>
+        </w:rPr>
+        <w:t xml:space="preserve"> spoken in Severos before the Cataclysm. Both have trouble reading body language.</w:t>
       </w:r>
     </w:p>
     <w:p>
@@ -1702,6 +1656,19 @@
         <w:rPr>
           <w:rStyle w:val="Strong"/>
         </w:rPr>
+        <w:sectPr>
+          <w:headerReference w:type="even" r:id="rId8"/>
+          <w:headerReference w:type="default" r:id="rId9"/>
+          <w:footerReference w:type="even" r:id="rId10"/>
+          <w:footerReference w:type="default" r:id="rId11"/>
+          <w:headerReference w:type="first" r:id="rId12"/>
+          <w:footerReference w:type="first" r:id="rId13"/>
+          <w:pgSz w:w="11906" w:h="16838"/>
+          <w:pgMar w:top="1417" w:right="1417" w:bottom="1134" w:left="1417" w:header="708" w:footer="708" w:gutter="0"/>
+          <w:cols w:space="708"/>
+          <w:titlePg/>
+          <w:docGrid w:linePitch="381"/>
+        </w:sectPr>
       </w:pPr>
       <w:r>
         <w:rPr>
@@ -1725,7 +1692,19 @@
         <w:rPr>
           <w:rStyle w:val="Strong"/>
         </w:rPr>
-        <w:t xml:space="preserve">Law &amp; Order </w:t>
+        <w:t>Law &amp; Order</w:t>
+      </w:r>
+      <w:r>
+        <w:rPr>
+          <w:rStyle w:val="Strong"/>
+        </w:rPr>
+        <w:t xml:space="preserve"> in the Upper City</w:t>
+      </w:r>
+      <w:r>
+        <w:rPr>
+          <w:rStyle w:val="Strong"/>
+        </w:rPr>
+        <w:t xml:space="preserve"> </w:t>
       </w:r>
       <w:r>
         <w:rPr>
@@ -1736,30 +1715,6 @@
         </w:rPr>
         <w:t>🙧</w:t>
       </w:r>
-    </w:p>
-    <w:p>
-      <w:pPr>
-        <w:pStyle w:val="ParagraphNormal"/>
-        <w:spacing w:before="200"/>
-        <w:rPr>
-          <w:rStyle w:val="Strong"/>
-          <w:b w:val="0"/>
-          <w:bCs w:val="0"/>
-          <w:smallCaps w:val="0"/>
-        </w:rPr>
-        <w:sectPr>
-          <w:headerReference w:type="even" r:id="rId7"/>
-          <w:headerReference w:type="default" r:id="rId8"/>
-          <w:footerReference w:type="even" r:id="rId9"/>
-          <w:footerReference w:type="default" r:id="rId10"/>
-          <w:headerReference w:type="first" r:id="rId11"/>
-          <w:footerReference w:type="first" r:id="rId12"/>
-          <w:pgSz w:w="11906" w:h="16838"/>
-          <w:pgMar w:top="1417" w:right="1417" w:bottom="1134" w:left="1417" w:header="708" w:footer="708" w:gutter="0"/>
-          <w:cols w:space="708"/>
-          <w:docGrid w:linePitch="360"/>
-        </w:sectPr>
-      </w:pPr>
     </w:p>
     <w:p>
       <w:pPr>
@@ -1886,7 +1841,25 @@
           <w:bCs w:val="0"/>
           <w:smallCaps w:val="0"/>
         </w:rPr>
-        <w:t>conducts trials and delivers verdicts. Tribunes are chosen by public ballot, and are expected to remain neutral while seeking truth and deciding punishment. During a trial, members of the Tribunal are picked at random to serve as either a Blue Seeker (to serve the defense) or a Gold Seeker (to prosecute).</w:t>
+        <w:t xml:space="preserve">conducts trials and delivers verdicts. Tribunes are chosen by public </w:t>
+      </w:r>
+      <w:r>
+        <w:rPr>
+          <w:rStyle w:val="Strong"/>
+          <w:b w:val="0"/>
+          <w:bCs w:val="0"/>
+          <w:smallCaps w:val="0"/>
+        </w:rPr>
+        <w:t>ballot and</w:t>
+      </w:r>
+      <w:r>
+        <w:rPr>
+          <w:rStyle w:val="Strong"/>
+          <w:b w:val="0"/>
+          <w:bCs w:val="0"/>
+          <w:smallCaps w:val="0"/>
+        </w:rPr>
+        <w:t xml:space="preserve"> are expected to remain neutral while seeking truth and deciding punishment. During a trial, members of the Tribunal are picked at random to serve as either a Blue Seeker (to serve the defense) or a Gold Seeker (to prosecute).</w:t>
       </w:r>
     </w:p>
     <w:p>
@@ -1932,7 +1905,7 @@
           <w:bCs w:val="0"/>
           <w:smallCaps w:val="0"/>
         </w:rPr>
-        <w:t xml:space="preserve">”) keep the peace across all districts, and directly serve the interests of the Court of Elders. </w:t>
+        <w:t xml:space="preserve">”) keep the peace across all </w:t>
       </w:r>
       <w:r>
         <w:rPr>
@@ -1941,7 +1914,7 @@
           <w:bCs w:val="0"/>
           <w:smallCaps w:val="0"/>
         </w:rPr>
-        <w:t xml:space="preserve">Keepers </w:t>
+        <w:t>districts and</w:t>
       </w:r>
       <w:r>
         <w:rPr>
@@ -1950,7 +1923,43 @@
           <w:bCs w:val="0"/>
           <w:smallCaps w:val="0"/>
         </w:rPr>
-        <w:t>are feared and respected by local law enforcement since they tend to kill first and ask questions later, and make no exceptions for rank or status.</w:t>
+        <w:t xml:space="preserve"> directly serve the interests of the Court of Elders. </w:t>
+      </w:r>
+      <w:r>
+        <w:rPr>
+          <w:rStyle w:val="Strong"/>
+          <w:b w:val="0"/>
+          <w:bCs w:val="0"/>
+          <w:smallCaps w:val="0"/>
+        </w:rPr>
+        <w:t xml:space="preserve">Keepers </w:t>
+      </w:r>
+      <w:r>
+        <w:rPr>
+          <w:rStyle w:val="Strong"/>
+          <w:b w:val="0"/>
+          <w:bCs w:val="0"/>
+          <w:smallCaps w:val="0"/>
+        </w:rPr>
+        <w:t xml:space="preserve">are feared and respected by local law enforcement since they tend to kill first and ask questions </w:t>
+      </w:r>
+      <w:r>
+        <w:rPr>
+          <w:rStyle w:val="Strong"/>
+          <w:b w:val="0"/>
+          <w:bCs w:val="0"/>
+          <w:smallCaps w:val="0"/>
+        </w:rPr>
+        <w:t>later and</w:t>
+      </w:r>
+      <w:r>
+        <w:rPr>
+          <w:rStyle w:val="Strong"/>
+          <w:b w:val="0"/>
+          <w:bCs w:val="0"/>
+          <w:smallCaps w:val="0"/>
+        </w:rPr>
+        <w:t xml:space="preserve"> make no exceptions for rank or status.</w:t>
       </w:r>
     </w:p>
     <w:p>
@@ -2146,7 +2155,7 @@
           <w:bCs w:val="0"/>
           <w:smallCaps w:val="0"/>
         </w:rPr>
-        <w:t>in The Harbor, who clash with locals who insist on keeping a monopoly on this new lucrative source of commerce with the surface world.</w:t>
+        <w:t>in The Harbor, who clash with locals who insist on keeping a monopoly on this new lucrative source of commerce with the surface world</w:t>
       </w:r>
     </w:p>
     <w:p>
@@ -2369,17 +2378,18 @@
                     <w:rPr>
                       <w:noProof/>
                     </w:rPr>
-                    <w:pict w14:anchorId="6ABCC74D">
+                    <w:pict w14:anchorId="5DBAF133">
                       <v:shapetype id="_x0000_t118" coordsize="21600,21600" o:spt="118" path="m,4292l21600,r,21600l,21600xe">
                         <v:stroke joinstyle="miter"/>
                         <v:path gradientshapeok="t" o:connecttype="custom" o:connectlocs="10800,2146;0,10800;10800,21600;21600,10800" textboxrect="0,4291,21600,21600"/>
                       </v:shapetype>
-                      <v:shape id="_x0000_s2103" type="#_x0000_t118" style="position:absolute;left:0;text-align:left;margin-left:0;margin-top:0;width:10.15pt;height:22.4pt;rotation:180;z-index:-251657216;mso-wrap-distance-left:0;mso-wrap-distance-right:5.75pt;mso-position-horizontal:left;mso-position-horizontal-relative:text;mso-position-vertical:top;mso-position-vertical-relative:page;v-text-anchor:middle" wrapcoords="16971 -720 -1543 2880 -1543 21600 23143 21600 23143 -720 16971 -720" o:allowoverlap="f" fillcolor="black [3213]">
-                        <v:textbox style="mso-next-textbox:#_x0000_s2103" inset="0,0,0,0">
+                      <v:shape id="_x0000_s2065" type="#_x0000_t118" alt="" style="position:absolute;left:0;text-align:left;margin-left:0;margin-top:0;width:10.15pt;height:22.4pt;rotation:180;z-index:-251657216;mso-wrap-style:square;mso-wrap-edited:f;mso-width-percent:0;mso-height-percent:0;mso-wrap-distance-left:0;mso-wrap-distance-right:5.75pt;mso-position-horizontal:left;mso-position-horizontal-relative:text;mso-position-vertical:top;mso-position-vertical-relative:page;mso-width-percent:0;mso-height-percent:0;v-text-anchor:middle" wrapcoords="16971 -720 -1543 2880 -1543 21600 23143 21600 23143 -720 16971 -720" o:allowoverlap="f" fillcolor="black [3213]">
+                        <v:textbox style="mso-next-textbox:#_x0000_s2065" inset="0,0,0,0">
                           <w:txbxContent>
                             <w:p>
                               <w:pPr>
                                 <w:pStyle w:val="SectionHeading"/>
+                                <w:spacing w:line="480" w:lineRule="auto"/>
                                 <w:rPr>
                                   <w:rStyle w:val="Strong"/>
                                   <w:b/>
@@ -2430,13 +2440,14 @@
                     <w:rPr>
                       <w:rStyle w:val="Strong"/>
                     </w:rPr>
-                    <w:pict w14:anchorId="6736BF38">
-                      <v:shape id="_x0000_s2104" type="#_x0000_t118" style="position:absolute;left:0;text-align:left;margin-left:0;margin-top:0;width:10.15pt;height:22.4pt;rotation:180;z-index:-251656192;mso-wrap-distance-left:0;mso-wrap-distance-right:5.75pt;mso-position-horizontal:left;mso-position-horizontal-relative:text;mso-position-vertical:top;mso-position-vertical-relative:page;v-text-anchor:middle" wrapcoords="16971 -720 -1543 2880 -1543 21600 23143 21600 23143 -720 16971 -720" o:allowoverlap="f" fillcolor="black [3213]">
-                        <v:textbox style="mso-next-textbox:#_x0000_s2104" inset="0,0,0,0">
+                    <w:pict w14:anchorId="7CB0DE4A">
+                      <v:shape id="_x0000_s2064" type="#_x0000_t118" alt="" style="position:absolute;left:0;text-align:left;margin-left:0;margin-top:0;width:10.15pt;height:22.4pt;rotation:180;z-index:-251656192;mso-wrap-style:square;mso-wrap-edited:f;mso-width-percent:0;mso-height-percent:0;mso-wrap-distance-left:0;mso-wrap-distance-right:5.75pt;mso-position-horizontal:left;mso-position-horizontal-relative:text;mso-position-vertical:top;mso-position-vertical-relative:page;mso-width-percent:0;mso-height-percent:0;v-text-anchor:middle" wrapcoords="16971 -720 -1543 2880 -1543 21600 23143 21600 23143 -720 16971 -720" o:allowoverlap="f" fillcolor="black [3213]">
+                        <v:textbox style="mso-next-textbox:#_x0000_s2064" inset="0,0,0,0">
                           <w:txbxContent>
                             <w:p>
                               <w:pPr>
                                 <w:pStyle w:val="SectionHeading"/>
+                                <w:spacing w:line="480" w:lineRule="auto"/>
                                 <w:rPr>
                                   <w:rStyle w:val="Strong"/>
                                   <w:b/>
@@ -2509,13 +2520,14 @@
                     <w:rPr>
                       <w:rStyle w:val="Strong"/>
                     </w:rPr>
-                    <w:pict w14:anchorId="3A52B6EA">
-                      <v:shape id="_x0000_s2106" type="#_x0000_t118" style="position:absolute;left:0;text-align:left;margin-left:0;margin-top:0;width:10.15pt;height:22.4pt;rotation:180;z-index:-251654144;mso-wrap-distance-left:0;mso-wrap-distance-right:5.75pt;mso-position-horizontal:left;mso-position-horizontal-relative:text;mso-position-vertical:top;mso-position-vertical-relative:page;v-text-anchor:middle" wrapcoords="16971 -720 -1543 2880 -1543 21600 23143 21600 23143 -720 16971 -720" o:allowoverlap="f" fillcolor="black [3213]">
-                        <v:textbox style="mso-next-textbox:#_x0000_s2106" inset="0,0,0,0">
+                    <w:pict w14:anchorId="4312DDE3">
+                      <v:shape id="_x0000_s2063" type="#_x0000_t118" alt="" style="position:absolute;left:0;text-align:left;margin-left:0;margin-top:0;width:10.15pt;height:22.4pt;rotation:180;z-index:-251654144;mso-wrap-style:square;mso-wrap-edited:f;mso-width-percent:0;mso-height-percent:0;mso-wrap-distance-left:0;mso-wrap-distance-right:5.75pt;mso-position-horizontal:left;mso-position-horizontal-relative:text;mso-position-vertical:top;mso-position-vertical-relative:page;mso-width-percent:0;mso-height-percent:0;v-text-anchor:middle" wrapcoords="16971 -720 -1543 2880 -1543 21600 23143 21600 23143 -720 16971 -720" o:allowoverlap="f" fillcolor="black [3213]">
+                        <v:textbox style="mso-next-textbox:#_x0000_s2063" inset="0,0,0,0">
                           <w:txbxContent>
                             <w:p>
                               <w:pPr>
                                 <w:pStyle w:val="SectionHeading"/>
+                                <w:spacing w:line="480" w:lineRule="auto"/>
                                 <w:rPr>
                                   <w:rStyle w:val="Strong"/>
                                   <w:b/>
@@ -2580,13 +2592,14 @@
                     <w:rPr>
                       <w:rStyle w:val="Strong"/>
                     </w:rPr>
-                    <w:pict w14:anchorId="123FF43F">
-                      <v:shape id="_x0000_s2105" type="#_x0000_t118" style="position:absolute;left:0;text-align:left;margin-left:0;margin-top:0;width:10.15pt;height:22.4pt;rotation:180;z-index:-251655168;mso-wrap-distance-left:0;mso-wrap-distance-right:5.75pt;mso-position-horizontal:left;mso-position-horizontal-relative:text;mso-position-vertical:top;mso-position-vertical-relative:page;v-text-anchor:middle" wrapcoords="16971 -720 -1543 2880 -1543 21600 23143 21600 23143 -720 16971 -720" o:allowoverlap="f" fillcolor="black [3213]">
-                        <v:textbox style="mso-next-textbox:#_x0000_s2105" inset="0,0,0,0">
+                    <w:pict w14:anchorId="3948405E">
+                      <v:shape id="_x0000_s2062" type="#_x0000_t118" alt="" style="position:absolute;left:0;text-align:left;margin-left:0;margin-top:0;width:10.15pt;height:22.4pt;rotation:180;z-index:-251655168;mso-wrap-style:square;mso-wrap-edited:f;mso-width-percent:0;mso-height-percent:0;mso-wrap-distance-left:0;mso-wrap-distance-right:5.75pt;mso-position-horizontal:left;mso-position-horizontal-relative:text;mso-position-vertical:top;mso-position-vertical-relative:page;mso-width-percent:0;mso-height-percent:0;v-text-anchor:middle" wrapcoords="16971 -720 -1543 2880 -1543 21600 23143 21600 23143 -720 16971 -720" o:allowoverlap="f" fillcolor="black [3213]">
+                        <v:textbox style="mso-next-textbox:#_x0000_s2062" inset="0,0,0,0">
                           <w:txbxContent>
                             <w:p>
                               <w:pPr>
                                 <w:pStyle w:val="SectionHeading"/>
+                                <w:spacing w:line="480" w:lineRule="auto"/>
                                 <w:rPr>
                                   <w:rStyle w:val="Strong"/>
                                   <w:b/>
@@ -2615,13 +2628,19 @@
                     <w:t xml:space="preserve">High Manor. </w:t>
                   </w:r>
                   <w:r>
-                    <w:t xml:space="preserve">The Mayor’s home also houses her guards and servants. High Manor was once a greenhouse overlooking the </w:t>
+                    <w:t xml:space="preserve">The Mayor’s home houses her guards and servants. High Manor was once a greenhouse overlooking the </w:t>
                   </w:r>
                   <w:r>
                     <w:t>district’s</w:t>
                   </w:r>
                   <w:r>
-                    <w:t xml:space="preserve"> hill, but has long been gutted of working machinery. Instead, it’s </w:t>
+                    <w:t xml:space="preserve"> </w:t>
+                  </w:r>
+                  <w:r>
+                    <w:t>hill but</w:t>
+                  </w:r>
+                  <w:r>
+                    <w:t xml:space="preserve"> has long been gutted of working machinery. Instead, it’s </w:t>
                   </w:r>
                   <w:r>
                     <w:t xml:space="preserve">been decorated with all </w:t>
@@ -2630,7 +2649,13 @@
                     <w:t xml:space="preserve">manner </w:t>
                   </w:r>
                   <w:r>
-                    <w:t>of ornamentation:</w:t>
+                    <w:t xml:space="preserve">of </w:t>
+                  </w:r>
+                  <w:r>
+                    <w:t xml:space="preserve">non-functional </w:t>
+                  </w:r>
+                  <w:r>
+                    <w:t>ornamentation:</w:t>
                   </w:r>
                   <w:r>
                     <w:t xml:space="preserve"> </w:t>
@@ -2800,7 +2825,13 @@
                     <w:t>.</w:t>
                   </w:r>
                   <w:r>
-                    <w:t xml:space="preserve"> Her famliy owns a large number of boutiques and shops in the Garden district. Thalia’s parties are well known to get out of hand.</w:t>
+                    <w:t xml:space="preserve"> Her fam</w:t>
+                  </w:r>
+                  <w:r>
+                    <w:t>il</w:t>
+                  </w:r>
+                  <w:r>
+                    <w:t>y owns a large number of boutiques and shops in the Garden district. Thalia’s parties are well known to get out of hand.</w:t>
                   </w:r>
                 </w:p>
                 <w:p>
@@ -2901,7 +2932,25 @@
                       <w:bCs w:val="0"/>
                       <w:smallCaps w:val="0"/>
                     </w:rPr>
-                    <w:t xml:space="preserve"> The Garden’s current Mayor rules from High Manor. Well liked by denizens of her district and always on the lookout for new opportunities for renovation and improvement.</w:t>
+                    <w:t xml:space="preserve"> The Garden’s current Mayor rules from High Manor. </w:t>
+                  </w:r>
+                  <w:r>
+                    <w:rPr>
+                      <w:rStyle w:val="Strong"/>
+                      <w:b w:val="0"/>
+                      <w:bCs w:val="0"/>
+                      <w:smallCaps w:val="0"/>
+                    </w:rPr>
+                    <w:t>Well-liked</w:t>
+                  </w:r>
+                  <w:r>
+                    <w:rPr>
+                      <w:rStyle w:val="Strong"/>
+                      <w:b w:val="0"/>
+                      <w:bCs w:val="0"/>
+                      <w:smallCaps w:val="0"/>
+                    </w:rPr>
+                    <w:t xml:space="preserve"> by denizens of her district and always on the lookout for new opportunities for renovation and improvement.</w:t>
                   </w:r>
                 </w:p>
                 <w:p>
@@ -2968,7 +3017,13 @@
         <w:t>Streets:</w:t>
       </w:r>
       <w:r>
-        <w:t xml:space="preserve"> Streets form circles around the central hill, and join at the district’s great staircase. Cobblestones are worn smooth with years of foot traffic. </w:t>
+        <w:t xml:space="preserve"> Streets form circles around the central </w:t>
+      </w:r>
+      <w:r>
+        <w:t>hill and</w:t>
+      </w:r>
+      <w:r>
+        <w:t xml:space="preserve"> join at the district’s great staircase. Cobblestones are worn smooth with years of foot traffic. </w:t>
       </w:r>
       <w:r>
         <w:rPr>
@@ -3370,7 +3425,10 @@
                     <w:spacing w:after="120" w:line="276" w:lineRule="auto"/>
                   </w:pPr>
                   <w:r>
-                    <w:t>You can take +</w:t>
+                    <w:t>Take</w:t>
+                  </w:r>
+                  <w:r>
+                    <w:t xml:space="preserve"> +</w:t>
                   </w:r>
                   <w:r>
                     <w:rPr>
@@ -3382,10 +3440,8 @@
                   <w:r>
                     <w:rPr>
                       <w:rFonts w:ascii="Segoe UI Emoji" w:hAnsi="Segoe UI Emoji" w:cs="Segoe UI Emoji"/>
-                      <w:b/>
-                      <w:bCs/>
-                      <w:sz w:val="12"/>
-                      <w:szCs w:val="12"/>
+                      <w:sz w:val="16"/>
+                      <w:szCs w:val="16"/>
                     </w:rPr>
                     <w:t>🎲</w:t>
                   </w:r>
@@ -3402,7 +3458,10 @@
                     <w:t>Sway</w:t>
                   </w:r>
                   <w:r>
-                    <w:t xml:space="preserve"> to gather information.</w:t>
+                    <w:t xml:space="preserve"> to gather </w:t>
+                  </w:r>
+                  <w:r>
+                    <w:t>information.</w:t>
                   </w:r>
                 </w:p>
               </w:tc>
@@ -3510,7 +3569,56 @@
                 <w:i/>
                 <w:iCs/>
               </w:rPr>
-              <w:t>Wellmore Terrace is</w:t>
+              <w:t xml:space="preserve">Wellmore Terrace </w:t>
+            </w:r>
+            <w:r>
+              <w:rPr>
+                <w:i/>
+                <w:iCs/>
+              </w:rPr>
+              <w:t xml:space="preserve">was once </w:t>
+            </w:r>
+            <w:r>
+              <w:rPr>
+                <w:i/>
+                <w:iCs/>
+              </w:rPr>
+              <w:t xml:space="preserve">home to the ruling elite of </w:t>
+            </w:r>
+            <w:r>
+              <w:rPr>
+                <w:i/>
+                <w:iCs/>
+              </w:rPr>
+              <w:t>Eberos</w:t>
+            </w:r>
+            <w:r>
+              <w:rPr>
+                <w:i/>
+                <w:iCs/>
+              </w:rPr>
+              <w:t>. Indeed</w:t>
+            </w:r>
+            <w:r>
+              <w:rPr>
+                <w:i/>
+                <w:iCs/>
+              </w:rPr>
+              <w:t>, it still serves as the administrative hub</w:t>
+            </w:r>
+            <w:r>
+              <w:rPr>
+                <w:i/>
+                <w:iCs/>
+              </w:rPr>
+              <w:t xml:space="preserve">, </w:t>
+            </w:r>
+            <w:r>
+              <w:rPr>
+                <w:i/>
+                <w:iCs/>
+              </w:rPr>
+              <w:t>boasting large, sandstone buildings.</w:t>
             </w:r>
           </w:p>
           <w:tbl>
@@ -3564,13 +3672,14 @@
                     <w:rPr>
                       <w:noProof/>
                     </w:rPr>
-                    <w:pict w14:anchorId="181057CC">
-                      <v:shape id="_x0000_s2115" type="#_x0000_t118" style="position:absolute;left:0;text-align:left;margin-left:0;margin-top:0;width:10.15pt;height:22.4pt;rotation:180;z-index:-251652096;mso-wrap-distance-left:0;mso-wrap-distance-right:5.75pt;mso-position-horizontal:left;mso-position-horizontal-relative:text;mso-position-vertical:top;mso-position-vertical-relative:page;v-text-anchor:middle" wrapcoords="16971 -720 -1543 2880 -1543 21600 23143 21600 23143 -720 16971 -720" o:allowoverlap="f" fillcolor="black [3213]">
-                        <v:textbox style="mso-next-textbox:#_x0000_s2115" inset="0,0,0,0">
+                    <w:pict w14:anchorId="2FFFCE6B">
+                      <v:shape id="_x0000_s2061" type="#_x0000_t118" alt="" style="position:absolute;left:0;text-align:left;margin-left:0;margin-top:0;width:10.15pt;height:22.4pt;rotation:180;z-index:-251652096;mso-wrap-style:square;mso-wrap-edited:f;mso-width-percent:0;mso-height-percent:0;mso-wrap-distance-left:0;mso-wrap-distance-right:5.75pt;mso-position-horizontal:left;mso-position-horizontal-relative:text;mso-position-vertical:top;mso-position-vertical-relative:page;mso-width-percent:0;mso-height-percent:0;v-text-anchor:middle" wrapcoords="16971 -720 -1543 2880 -1543 21600 23143 21600 23143 -720 16971 -720" o:allowoverlap="f" fillcolor="black [3213]">
+                        <v:textbox style="mso-next-textbox:#_x0000_s2061" inset="0,0,0,0">
                           <w:txbxContent>
                             <w:p>
                               <w:pPr>
                                 <w:pStyle w:val="SectionHeading"/>
+                                <w:spacing w:line="480" w:lineRule="auto"/>
                                 <w:rPr>
                                   <w:rStyle w:val="Strong"/>
                                   <w:b/>
@@ -3621,13 +3730,14 @@
                     <w:rPr>
                       <w:rStyle w:val="Strong"/>
                     </w:rPr>
-                    <w:pict w14:anchorId="4604DD83">
-                      <v:shape id="_x0000_s2116" type="#_x0000_t118" style="position:absolute;left:0;text-align:left;margin-left:0;margin-top:0;width:10.15pt;height:22.4pt;rotation:180;z-index:-251651072;mso-wrap-distance-left:0;mso-wrap-distance-right:5.75pt;mso-position-horizontal:left;mso-position-horizontal-relative:text;mso-position-vertical:top;mso-position-vertical-relative:page;v-text-anchor:middle" wrapcoords="16971 -720 -1543 2880 -1543 21600 23143 21600 23143 -720 16971 -720" o:allowoverlap="f" fillcolor="black [3213]">
-                        <v:textbox style="mso-next-textbox:#_x0000_s2116" inset="0,0,0,0">
+                    <w:pict w14:anchorId="1AB0AD6D">
+                      <v:shape id="_x0000_s2060" type="#_x0000_t118" alt="" style="position:absolute;left:0;text-align:left;margin-left:0;margin-top:0;width:10.15pt;height:22.4pt;rotation:180;z-index:-251651072;mso-wrap-style:square;mso-wrap-edited:f;mso-width-percent:0;mso-height-percent:0;mso-wrap-distance-left:0;mso-wrap-distance-right:5.75pt;mso-position-horizontal:left;mso-position-horizontal-relative:text;mso-position-vertical:top;mso-position-vertical-relative:page;mso-width-percent:0;mso-height-percent:0;v-text-anchor:middle" wrapcoords="16971 -720 -1543 2880 -1543 21600 23143 21600 23143 -720 16971 -720" o:allowoverlap="f" fillcolor="black [3213]">
+                        <v:textbox style="mso-next-textbox:#_x0000_s2060" inset="0,0,0,0">
                           <w:txbxContent>
                             <w:p>
                               <w:pPr>
                                 <w:pStyle w:val="SectionHeading"/>
+                                <w:spacing w:line="480" w:lineRule="auto"/>
                                 <w:rPr>
                                   <w:rStyle w:val="Strong"/>
                                   <w:b/>
@@ -3700,13 +3810,14 @@
                     <w:rPr>
                       <w:rStyle w:val="Strong"/>
                     </w:rPr>
-                    <w:pict w14:anchorId="43B2D177">
-                      <v:shape id="_x0000_s2118" type="#_x0000_t118" style="position:absolute;left:0;text-align:left;margin-left:0;margin-top:0;width:10.15pt;height:22.4pt;rotation:180;z-index:-251649024;mso-wrap-distance-left:0;mso-wrap-distance-right:5.75pt;mso-position-horizontal:left;mso-position-horizontal-relative:text;mso-position-vertical:top;mso-position-vertical-relative:page;v-text-anchor:middle" wrapcoords="16971 -720 -1543 2880 -1543 21600 23143 21600 23143 -720 16971 -720" o:allowoverlap="f" fillcolor="black [3213]">
-                        <v:textbox style="mso-next-textbox:#_x0000_s2118" inset="0,0,0,0">
+                    <w:pict w14:anchorId="5B145AD8">
+                      <v:shape id="_x0000_s2059" type="#_x0000_t118" alt="" style="position:absolute;left:0;text-align:left;margin-left:0;margin-top:0;width:10.15pt;height:22.4pt;rotation:180;z-index:-251649024;mso-wrap-style:square;mso-wrap-edited:f;mso-width-percent:0;mso-height-percent:0;mso-wrap-distance-left:0;mso-wrap-distance-right:5.75pt;mso-position-horizontal:left;mso-position-horizontal-relative:text;mso-position-vertical:top;mso-position-vertical-relative:page;mso-width-percent:0;mso-height-percent:0;v-text-anchor:middle" wrapcoords="16971 -720 -1543 2880 -1543 21600 23143 21600 23143 -720 16971 -720" o:allowoverlap="f" fillcolor="black [3213]">
+                        <v:textbox style="mso-next-textbox:#_x0000_s2059" inset="0,0,0,0">
                           <w:txbxContent>
                             <w:p>
                               <w:pPr>
                                 <w:pStyle w:val="SectionHeading"/>
+                                <w:spacing w:line="480" w:lineRule="auto"/>
                                 <w:rPr>
                                   <w:rStyle w:val="Strong"/>
                                   <w:b/>
@@ -3771,13 +3882,14 @@
                     <w:rPr>
                       <w:rStyle w:val="Strong"/>
                     </w:rPr>
-                    <w:pict w14:anchorId="3E1AAB21">
-                      <v:shape id="_x0000_s2117" type="#_x0000_t118" style="position:absolute;left:0;text-align:left;margin-left:0;margin-top:0;width:10.15pt;height:22.4pt;rotation:180;z-index:-251650048;mso-wrap-distance-left:0;mso-wrap-distance-right:5.75pt;mso-position-horizontal:left;mso-position-horizontal-relative:text;mso-position-vertical:top;mso-position-vertical-relative:page;v-text-anchor:middle" wrapcoords="16971 -720 -1543 2880 -1543 21600 23143 21600 23143 -720 16971 -720" o:allowoverlap="f" fillcolor="black [3213]">
-                        <v:textbox style="mso-next-textbox:#_x0000_s2117" inset="0,0,0,0">
+                    <w:pict w14:anchorId="627AFA1D">
+                      <v:shape id="_x0000_s2058" type="#_x0000_t118" alt="" style="position:absolute;left:0;text-align:left;margin-left:0;margin-top:0;width:10.15pt;height:22.4pt;rotation:180;z-index:-251650048;mso-wrap-style:square;mso-wrap-edited:f;mso-width-percent:0;mso-height-percent:0;mso-wrap-distance-left:0;mso-wrap-distance-right:5.75pt;mso-position-horizontal:left;mso-position-horizontal-relative:text;mso-position-vertical:top;mso-position-vertical-relative:page;mso-width-percent:0;mso-height-percent:0;v-text-anchor:middle" wrapcoords="16971 -720 -1543 2880 -1543 21600 23143 21600 23143 -720 16971 -720" o:allowoverlap="f" fillcolor="black [3213]">
+                        <v:textbox style="mso-next-textbox:#_x0000_s2058" inset="0,0,0,0">
                           <w:txbxContent>
                             <w:p>
                               <w:pPr>
                                 <w:pStyle w:val="SectionHeading"/>
+                                <w:spacing w:line="480" w:lineRule="auto"/>
                                 <w:rPr>
                                   <w:rStyle w:val="Strong"/>
                                   <w:b/>
@@ -4795,9 +4907,9 @@
                     <w:rPr>
                       <w:noProof/>
                     </w:rPr>
-                    <w:pict w14:anchorId="1C8412B8">
-                      <v:shape id="_x0000_s2139" type="#_x0000_t118" style="position:absolute;left:0;text-align:left;margin-left:0;margin-top:0;width:10.15pt;height:22.4pt;rotation:180;z-index:-251646976;mso-wrap-distance-left:0;mso-wrap-distance-right:5.75pt;mso-position-horizontal:left;mso-position-horizontal-relative:text;mso-position-vertical:top;mso-position-vertical-relative:page;v-text-anchor:middle" wrapcoords="16971 -720 -1543 2880 -1543 21600 23143 21600 23143 -720 16971 -720" o:allowoverlap="f" fillcolor="black [3213]">
-                        <v:textbox style="mso-next-textbox:#_x0000_s2139" inset="0,0,0,0">
+                    <w:pict w14:anchorId="45290728">
+                      <v:shape id="_x0000_s2057" type="#_x0000_t118" alt="" style="position:absolute;left:0;text-align:left;margin-left:0;margin-top:0;width:10.15pt;height:22.4pt;rotation:180;z-index:-251646976;mso-wrap-style:square;mso-wrap-edited:f;mso-width-percent:0;mso-height-percent:0;mso-wrap-distance-left:0;mso-wrap-distance-right:5.75pt;mso-position-horizontal:left;mso-position-horizontal-relative:text;mso-position-vertical:top;mso-position-vertical-relative:page;mso-width-percent:0;mso-height-percent:0;v-text-anchor:middle" wrapcoords="16971 -720 -1543 2880 -1543 21600 23143 21600 23143 -720 16971 -720" o:allowoverlap="f" fillcolor="black [3213]">
+                        <v:textbox style="mso-next-textbox:#_x0000_s2057" inset="0,0,0,0">
                           <w:txbxContent>
                             <w:p>
                               <w:pPr>
@@ -4852,9 +4964,9 @@
                     <w:rPr>
                       <w:rStyle w:val="Strong"/>
                     </w:rPr>
-                    <w:pict w14:anchorId="11CEE9E0">
-                      <v:shape id="_x0000_s2140" type="#_x0000_t118" style="position:absolute;left:0;text-align:left;margin-left:0;margin-top:0;width:10.15pt;height:22.4pt;rotation:180;z-index:-251645952;mso-wrap-distance-left:0;mso-wrap-distance-right:5.75pt;mso-position-horizontal:left;mso-position-horizontal-relative:text;mso-position-vertical:top;mso-position-vertical-relative:page;v-text-anchor:middle" wrapcoords="16971 -720 -1543 2880 -1543 21600 23143 21600 23143 -720 16971 -720" o:allowoverlap="f" fillcolor="black [3213]">
-                        <v:textbox style="mso-next-textbox:#_x0000_s2140" inset="0,0,0,0">
+                    <w:pict w14:anchorId="6DFAA821">
+                      <v:shape id="_x0000_s2056" type="#_x0000_t118" alt="" style="position:absolute;left:0;text-align:left;margin-left:0;margin-top:0;width:10.15pt;height:22.4pt;rotation:180;z-index:-251645952;mso-wrap-style:square;mso-wrap-edited:f;mso-width-percent:0;mso-height-percent:0;mso-wrap-distance-left:0;mso-wrap-distance-right:5.75pt;mso-position-horizontal:left;mso-position-horizontal-relative:text;mso-position-vertical:top;mso-position-vertical-relative:page;mso-width-percent:0;mso-height-percent:0;v-text-anchor:middle" wrapcoords="16971 -720 -1543 2880 -1543 21600 23143 21600 23143 -720 16971 -720" o:allowoverlap="f" fillcolor="black [3213]">
+                        <v:textbox style="mso-next-textbox:#_x0000_s2056" inset="0,0,0,0">
                           <w:txbxContent>
                             <w:p>
                               <w:pPr>
@@ -4931,9 +5043,9 @@
                     <w:rPr>
                       <w:rStyle w:val="Strong"/>
                     </w:rPr>
-                    <w:pict w14:anchorId="49EEDF5C">
-                      <v:shape id="_x0000_s2142" type="#_x0000_t118" style="position:absolute;left:0;text-align:left;margin-left:0;margin-top:0;width:10.15pt;height:22.4pt;rotation:180;z-index:-251643904;mso-wrap-distance-left:0;mso-wrap-distance-right:5.75pt;mso-position-horizontal:left;mso-position-horizontal-relative:text;mso-position-vertical:top;mso-position-vertical-relative:page;v-text-anchor:middle" wrapcoords="16971 -720 -1543 2880 -1543 21600 23143 21600 23143 -720 16971 -720" o:allowoverlap="f" fillcolor="black [3213]">
-                        <v:textbox style="mso-next-textbox:#_x0000_s2142" inset="0,0,0,0">
+                    <w:pict w14:anchorId="33FF78EF">
+                      <v:shape id="_x0000_s2055" type="#_x0000_t118" alt="" style="position:absolute;left:0;text-align:left;margin-left:0;margin-top:0;width:10.15pt;height:22.4pt;rotation:180;z-index:-251643904;mso-wrap-style:square;mso-wrap-edited:f;mso-width-percent:0;mso-height-percent:0;mso-wrap-distance-left:0;mso-wrap-distance-right:5.75pt;mso-position-horizontal:left;mso-position-horizontal-relative:text;mso-position-vertical:top;mso-position-vertical-relative:page;mso-width-percent:0;mso-height-percent:0;v-text-anchor:middle" wrapcoords="16971 -720 -1543 2880 -1543 21600 23143 21600 23143 -720 16971 -720" o:allowoverlap="f" fillcolor="black [3213]">
+                        <v:textbox style="mso-next-textbox:#_x0000_s2055" inset="0,0,0,0">
                           <w:txbxContent>
                             <w:p>
                               <w:pPr>
@@ -5002,9 +5114,9 @@
                     <w:rPr>
                       <w:rStyle w:val="Strong"/>
                     </w:rPr>
-                    <w:pict w14:anchorId="6BFBB3F8">
-                      <v:shape id="_x0000_s2141" type="#_x0000_t118" style="position:absolute;left:0;text-align:left;margin-left:0;margin-top:0;width:10.15pt;height:22.4pt;rotation:180;z-index:-251644928;mso-wrap-distance-left:0;mso-wrap-distance-right:5.75pt;mso-position-horizontal:left;mso-position-horizontal-relative:text;mso-position-vertical:top;mso-position-vertical-relative:page;v-text-anchor:middle" wrapcoords="16971 -720 -1543 2880 -1543 21600 23143 21600 23143 -720 16971 -720" o:allowoverlap="f" fillcolor="black [3213]">
-                        <v:textbox style="mso-next-textbox:#_x0000_s2141" inset="0,0,0,0">
+                    <w:pict w14:anchorId="1F3385BF">
+                      <v:shape id="_x0000_s2054" type="#_x0000_t118" alt="" style="position:absolute;left:0;text-align:left;margin-left:0;margin-top:0;width:10.15pt;height:22.4pt;rotation:180;z-index:-251644928;mso-wrap-style:square;mso-wrap-edited:f;mso-width-percent:0;mso-height-percent:0;mso-wrap-distance-left:0;mso-wrap-distance-right:5.75pt;mso-position-horizontal:left;mso-position-horizontal-relative:text;mso-position-vertical:top;mso-position-vertical-relative:page;mso-width-percent:0;mso-height-percent:0;v-text-anchor:middle" wrapcoords="16971 -720 -1543 2880 -1543 21600 23143 21600 23143 -720 16971 -720" o:allowoverlap="f" fillcolor="black [3213]">
+                        <v:textbox style="mso-next-textbox:#_x0000_s2054" inset="0,0,0,0">
                           <w:txbxContent>
                             <w:p>
                               <w:pPr>
@@ -5968,9 +6080,9 @@
                     <w:rPr>
                       <w:noProof/>
                     </w:rPr>
-                    <w:pict w14:anchorId="32343259">
-                      <v:shape id="_x0000_s2143" type="#_x0000_t118" style="position:absolute;left:0;text-align:left;margin-left:0;margin-top:0;width:10.15pt;height:22.4pt;rotation:180;z-index:-251642880;mso-wrap-distance-left:0;mso-wrap-distance-right:5.75pt;mso-position-horizontal:left;mso-position-horizontal-relative:text;mso-position-vertical:top;mso-position-vertical-relative:page;v-text-anchor:middle" wrapcoords="16971 -720 -1543 2880 -1543 21600 23143 21600 23143 -720 16971 -720" o:allowoverlap="f" fillcolor="black [3213]">
-                        <v:textbox style="mso-next-textbox:#_x0000_s2143" inset="0,0,0,0">
+                    <w:pict w14:anchorId="20F51FCB">
+                      <v:shape id="_x0000_s2053" type="#_x0000_t118" alt="" style="position:absolute;left:0;text-align:left;margin-left:0;margin-top:0;width:10.15pt;height:22.4pt;rotation:180;z-index:-251642880;mso-wrap-style:square;mso-wrap-edited:f;mso-width-percent:0;mso-height-percent:0;mso-wrap-distance-left:0;mso-wrap-distance-right:5.75pt;mso-position-horizontal:left;mso-position-horizontal-relative:text;mso-position-vertical:top;mso-position-vertical-relative:page;mso-width-percent:0;mso-height-percent:0;v-text-anchor:middle" wrapcoords="16971 -720 -1543 2880 -1543 21600 23143 21600 23143 -720 16971 -720" o:allowoverlap="f" fillcolor="black [3213]">
+                        <v:textbox style="mso-next-textbox:#_x0000_s2053" inset="0,0,0,0">
                           <w:txbxContent>
                             <w:p>
                               <w:pPr>
@@ -6025,9 +6137,9 @@
                     <w:rPr>
                       <w:rStyle w:val="Strong"/>
                     </w:rPr>
-                    <w:pict w14:anchorId="177C408C">
-                      <v:shape id="_x0000_s2144" type="#_x0000_t118" style="position:absolute;left:0;text-align:left;margin-left:0;margin-top:0;width:10.15pt;height:22.4pt;rotation:180;z-index:-251641856;mso-wrap-distance-left:0;mso-wrap-distance-right:5.75pt;mso-position-horizontal:left;mso-position-horizontal-relative:text;mso-position-vertical:top;mso-position-vertical-relative:page;v-text-anchor:middle" wrapcoords="16971 -720 -1543 2880 -1543 21600 23143 21600 23143 -720 16971 -720" o:allowoverlap="f" fillcolor="black [3213]">
-                        <v:textbox style="mso-next-textbox:#_x0000_s2144" inset="0,0,0,0">
+                    <w:pict w14:anchorId="56A88C09">
+                      <v:shape id="_x0000_s2052" type="#_x0000_t118" alt="" style="position:absolute;left:0;text-align:left;margin-left:0;margin-top:0;width:10.15pt;height:22.4pt;rotation:180;z-index:-251641856;mso-wrap-style:square;mso-wrap-edited:f;mso-width-percent:0;mso-height-percent:0;mso-wrap-distance-left:0;mso-wrap-distance-right:5.75pt;mso-position-horizontal:left;mso-position-horizontal-relative:text;mso-position-vertical:top;mso-position-vertical-relative:page;mso-width-percent:0;mso-height-percent:0;v-text-anchor:middle" wrapcoords="16971 -720 -1543 2880 -1543 21600 23143 21600 23143 -720 16971 -720" o:allowoverlap="f" fillcolor="black [3213]">
+                        <v:textbox style="mso-next-textbox:#_x0000_s2052" inset="0,0,0,0">
                           <w:txbxContent>
                             <w:p>
                               <w:pPr>
@@ -6104,9 +6216,9 @@
                     <w:rPr>
                       <w:rStyle w:val="Strong"/>
                     </w:rPr>
-                    <w:pict w14:anchorId="14C507E3">
-                      <v:shape id="_x0000_s2146" type="#_x0000_t118" style="position:absolute;left:0;text-align:left;margin-left:0;margin-top:0;width:10.15pt;height:22.4pt;rotation:180;z-index:-251639808;mso-wrap-distance-left:0;mso-wrap-distance-right:5.75pt;mso-position-horizontal:left;mso-position-horizontal-relative:text;mso-position-vertical:top;mso-position-vertical-relative:page;v-text-anchor:middle" wrapcoords="16971 -720 -1543 2880 -1543 21600 23143 21600 23143 -720 16971 -720" o:allowoverlap="f" fillcolor="black [3213]">
-                        <v:textbox style="mso-next-textbox:#_x0000_s2146" inset="0,0,0,0">
+                    <w:pict w14:anchorId="3A306228">
+                      <v:shape id="_x0000_s2051" type="#_x0000_t118" alt="" style="position:absolute;left:0;text-align:left;margin-left:0;margin-top:0;width:10.15pt;height:22.4pt;rotation:180;z-index:-251639808;mso-wrap-style:square;mso-wrap-edited:f;mso-width-percent:0;mso-height-percent:0;mso-wrap-distance-left:0;mso-wrap-distance-right:5.75pt;mso-position-horizontal:left;mso-position-horizontal-relative:text;mso-position-vertical:top;mso-position-vertical-relative:page;mso-width-percent:0;mso-height-percent:0;v-text-anchor:middle" wrapcoords="16971 -720 -1543 2880 -1543 21600 23143 21600 23143 -720 16971 -720" o:allowoverlap="f" fillcolor="black [3213]">
+                        <v:textbox style="mso-next-textbox:#_x0000_s2051" inset="0,0,0,0">
                           <w:txbxContent>
                             <w:p>
                               <w:pPr>
@@ -6175,9 +6287,9 @@
                     <w:rPr>
                       <w:rStyle w:val="Strong"/>
                     </w:rPr>
-                    <w:pict w14:anchorId="65CC5ED0">
-                      <v:shape id="_x0000_s2145" type="#_x0000_t118" style="position:absolute;left:0;text-align:left;margin-left:0;margin-top:0;width:10.15pt;height:22.4pt;rotation:180;z-index:-251640832;mso-wrap-distance-left:0;mso-wrap-distance-right:5.75pt;mso-position-horizontal:left;mso-position-horizontal-relative:text;mso-position-vertical:top;mso-position-vertical-relative:page;v-text-anchor:middle" wrapcoords="16971 -720 -1543 2880 -1543 21600 23143 21600 23143 -720 16971 -720" o:allowoverlap="f" fillcolor="black [3213]">
-                        <v:textbox style="mso-next-textbox:#_x0000_s2145" inset="0,0,0,0">
+                    <w:pict w14:anchorId="22AB12EA">
+                      <v:shape id="_x0000_s2050" type="#_x0000_t118" alt="" style="position:absolute;left:0;text-align:left;margin-left:0;margin-top:0;width:10.15pt;height:22.4pt;rotation:180;z-index:-251640832;mso-wrap-style:square;mso-wrap-edited:f;mso-width-percent:0;mso-height-percent:0;mso-wrap-distance-left:0;mso-wrap-distance-right:5.75pt;mso-position-horizontal:left;mso-position-horizontal-relative:text;mso-position-vertical:top;mso-position-vertical-relative:page;mso-width-percent:0;mso-height-percent:0;v-text-anchor:middle" wrapcoords="16971 -720 -1543 2880 -1543 21600 23143 21600 23143 -720 16971 -720" o:allowoverlap="f" fillcolor="black [3213]">
+                        <v:textbox style="mso-next-textbox:#_x0000_s2050" inset="0,0,0,0">
                           <w:txbxContent>
                             <w:p>
                               <w:pPr>
@@ -7000,12 +7112,12 @@
       </w:pPr>
     </w:p>
     <w:sectPr>
-      <w:headerReference w:type="even" r:id="rId13"/>
-      <w:headerReference w:type="default" r:id="rId14"/>
-      <w:footerReference w:type="even" r:id="rId15"/>
-      <w:footerReference w:type="default" r:id="rId16"/>
-      <w:headerReference w:type="first" r:id="rId17"/>
-      <w:footerReference w:type="first" r:id="rId18"/>
+      <w:headerReference w:type="even" r:id="rId14"/>
+      <w:headerReference w:type="default" r:id="rId15"/>
+      <w:footerReference w:type="even" r:id="rId16"/>
+      <w:footerReference w:type="default" r:id="rId17"/>
+      <w:headerReference w:type="first" r:id="rId18"/>
+      <w:footerReference w:type="first" r:id="rId19"/>
       <w:type w:val="continuous"/>
       <w:pgSz w:w="11906" w:h="16838"/>
       <w:pgMar w:top="1417" w:right="1417" w:bottom="1134" w:left="1417" w:header="708" w:footer="708" w:gutter="0"/>
@@ -7047,128 +7159,6 @@
 
 <file path=word/footer2.xml><?xml version="1.0" encoding="utf-8"?>
 <w:ftr xmlns:wpc="http://schemas.microsoft.com/office/word/2010/wordprocessingCanvas" xmlns:cx="http://schemas.microsoft.com/office/drawing/2014/chartex" xmlns:cx1="http://schemas.microsoft.com/office/drawing/2015/9/8/chartex" xmlns:cx2="http://schemas.microsoft.com/office/drawing/2015/10/21/chartex" xmlns:cx3="http://schemas.microsoft.com/office/drawing/2016/5/9/chartex" xmlns:cx4="http://schemas.microsoft.com/office/drawing/2016/5/10/chartex" xmlns:cx5="http://schemas.microsoft.com/office/drawing/2016/5/11/chartex" xmlns:cx6="http://schemas.microsoft.com/office/drawing/2016/5/12/chartex" xmlns:cx7="http://schemas.microsoft.com/office/drawing/2016/5/13/chartex" xmlns:cx8="http://schemas.microsoft.com/office/drawing/2016/5/14/chartex" xmlns:mc="http://schemas.openxmlformats.org/markup-compatibility/2006" xmlns:aink="http://schemas.microsoft.com/office/drawing/2016/ink" xmlns:am3d="http://schemas.microsoft.com/office/drawing/2017/model3d" xmlns:o="urn:schemas-microsoft-com:office:office" xmlns:oel="http://schemas.microsoft.com/office/2019/extlst" xmlns:r="http://schemas.openxmlformats.org/officeDocument/2006/relationships" xmlns:m="http://schemas.openxmlformats.org/officeDocument/2006/math" xmlns:v="urn:schemas-microsoft-com:vml" xmlns:wp14="http://schemas.microsoft.com/office/word/2010/wordprocessingDrawing" xmlns:wp="http://schemas.openxmlformats.org/drawingml/2006/wordprocessingDrawing" xmlns:w10="urn:schemas-microsoft-com:office:word" xmlns:w="http://schemas.openxmlformats.org/wordprocessingml/2006/main" xmlns:w14="http://schemas.microsoft.com/office/word/2010/wordml" xmlns:w15="http://schemas.microsoft.com/office/word/2012/wordml" xmlns:w16cex="http://schemas.microsoft.com/office/word/2018/wordml/cex" xmlns:w16cid="http://schemas.microsoft.com/office/word/2016/wordml/cid" xmlns:w16="http://schemas.microsoft.com/office/word/2018/wordml" xmlns:w16du="http://schemas.microsoft.com/office/word/2023/wordml/word16du" xmlns:w16sdtdh="http://schemas.microsoft.com/office/word/2020/wordml/sdtdatahash" xmlns:w16sdtfl="http://schemas.microsoft.com/office/word/2024/wordml/sdtformatlock" xmlns:w16se="http://schemas.microsoft.com/office/word/2015/wordml/symex" xmlns:wpg="http://schemas.microsoft.com/office/word/2010/wordprocessingGroup" xmlns:wpi="http://schemas.microsoft.com/office/word/2010/wordprocessingInk" xmlns:wne="http://schemas.microsoft.com/office/word/2006/wordml" xmlns:wps="http://schemas.microsoft.com/office/word/2010/wordprocessingShape" mc:Ignorable="w14 w15 w16se w16cid w16 w16cex w16sdtdh w16sdtfl w16du wp14">
-  <w:tbl>
-    <w:tblPr>
-      <w:tblStyle w:val="TableGrid"/>
-      <w:tblW w:w="0" w:type="auto"/>
-      <w:tblLook w:val="04A0" w:firstRow="1" w:lastRow="0" w:firstColumn="1" w:lastColumn="0" w:noHBand="0" w:noVBand="1"/>
-    </w:tblPr>
-    <w:tblGrid>
-      <w:gridCol w:w="5508"/>
-      <w:gridCol w:w="3780"/>
-    </w:tblGrid>
-    <w:tr>
-      <w:tc>
-        <w:tcPr>
-          <w:tcW w:w="5508" w:type="dxa"/>
-          <w:tcBorders>
-            <w:top w:val="nil"/>
-            <w:left w:val="nil"/>
-            <w:bottom w:val="nil"/>
-            <w:right w:val="nil"/>
-          </w:tcBorders>
-        </w:tcPr>
-        <w:p>
-          <w:pPr>
-            <w:pStyle w:val="ParagraphNormal"/>
-            <w:rPr>
-              <w:color w:val="7F7F7F" w:themeColor="text1" w:themeTint="80"/>
-              <w:sz w:val="12"/>
-              <w:szCs w:val="12"/>
-            </w:rPr>
-          </w:pPr>
-          <w:r>
-            <w:rPr>
-              <w:color w:val="7F7F7F" w:themeColor="text1" w:themeTint="80"/>
-              <w:sz w:val="12"/>
-              <w:szCs w:val="12"/>
-            </w:rPr>
-            <w:t xml:space="preserve">This work is based on Blades in the Dark found at </w:t>
-          </w:r>
-          <w:hyperlink r:id="rId1" w:history="1">
-            <w:r>
-              <w:rPr>
-                <w:rStyle w:val="Hyperlink"/>
-                <w:color w:val="7F7F7F" w:themeColor="text1" w:themeTint="80"/>
-                <w:sz w:val="12"/>
-                <w:szCs w:val="12"/>
-              </w:rPr>
-              <w:t>http://www.bladesinthedark.com/</w:t>
-            </w:r>
-          </w:hyperlink>
-          <w:r>
-            <w:rPr>
-              <w:color w:val="7F7F7F" w:themeColor="text1" w:themeTint="80"/>
-              <w:sz w:val="12"/>
-              <w:szCs w:val="12"/>
-            </w:rPr>
-            <w:t xml:space="preserve">, product of One Seven Design, developed and authored by John Harper, and licensed for my use under the Creative Commons Attribution 3.0 Unported license </w:t>
-          </w:r>
-          <w:hyperlink r:id="rId2" w:history="1">
-            <w:r>
-              <w:rPr>
-                <w:rStyle w:val="Hyperlink"/>
-                <w:color w:val="7F7F7F" w:themeColor="text1" w:themeTint="80"/>
-                <w:sz w:val="12"/>
-                <w:szCs w:val="12"/>
-              </w:rPr>
-              <w:t>http://creativecommons.org/licenses/by/3.0/</w:t>
-            </w:r>
-          </w:hyperlink>
-        </w:p>
-      </w:tc>
-      <w:tc>
-        <w:tcPr>
-          <w:tcW w:w="3780" w:type="dxa"/>
-          <w:tcBorders>
-            <w:top w:val="nil"/>
-            <w:left w:val="nil"/>
-            <w:bottom w:val="nil"/>
-            <w:right w:val="nil"/>
-          </w:tcBorders>
-        </w:tcPr>
-        <w:p>
-          <w:pPr>
-            <w:pStyle w:val="ParagraphNormal"/>
-            <w:rPr>
-              <w:color w:val="7F7F7F" w:themeColor="text1" w:themeTint="80"/>
-              <w:sz w:val="12"/>
-              <w:szCs w:val="12"/>
-            </w:rPr>
-          </w:pPr>
-          <w:r>
-            <w:rPr>
-              <w:color w:val="7F7F7F" w:themeColor="text1" w:themeTint="80"/>
-              <w:sz w:val="12"/>
-              <w:szCs w:val="12"/>
-            </w:rPr>
-            <w:t xml:space="preserve">Find more scores and scenarios like this at </w:t>
-          </w:r>
-          <w:hyperlink r:id="rId3" w:history="1">
-            <w:r>
-              <w:rPr>
-                <w:rStyle w:val="Hyperlink"/>
-                <w:color w:val="7F7F7F" w:themeColor="text1" w:themeTint="80"/>
-                <w:sz w:val="12"/>
-                <w:szCs w:val="12"/>
-              </w:rPr>
-              <w:t>http://olinkirk.land/scribbles</w:t>
-            </w:r>
-          </w:hyperlink>
-        </w:p>
-        <w:p>
-          <w:pPr>
-            <w:pStyle w:val="ParagraphNormal"/>
-            <w:rPr>
-              <w:color w:val="7F7F7F" w:themeColor="text1" w:themeTint="80"/>
-              <w:sz w:val="12"/>
-              <w:szCs w:val="12"/>
-            </w:rPr>
-          </w:pPr>
-        </w:p>
-      </w:tc>
-    </w:tr>
-  </w:tbl>
   <w:p>
     <w:pPr>
       <w:pStyle w:val="Footer"/>
@@ -7185,8 +7175,74 @@
 <w:ftr xmlns:wpc="http://schemas.microsoft.com/office/word/2010/wordprocessingCanvas" xmlns:cx="http://schemas.microsoft.com/office/drawing/2014/chartex" xmlns:cx1="http://schemas.microsoft.com/office/drawing/2015/9/8/chartex" xmlns:cx2="http://schemas.microsoft.com/office/drawing/2015/10/21/chartex" xmlns:cx3="http://schemas.microsoft.com/office/drawing/2016/5/9/chartex" xmlns:cx4="http://schemas.microsoft.com/office/drawing/2016/5/10/chartex" xmlns:cx5="http://schemas.microsoft.com/office/drawing/2016/5/11/chartex" xmlns:cx6="http://schemas.microsoft.com/office/drawing/2016/5/12/chartex" xmlns:cx7="http://schemas.microsoft.com/office/drawing/2016/5/13/chartex" xmlns:cx8="http://schemas.microsoft.com/office/drawing/2016/5/14/chartex" xmlns:mc="http://schemas.openxmlformats.org/markup-compatibility/2006" xmlns:aink="http://schemas.microsoft.com/office/drawing/2016/ink" xmlns:am3d="http://schemas.microsoft.com/office/drawing/2017/model3d" xmlns:o="urn:schemas-microsoft-com:office:office" xmlns:oel="http://schemas.microsoft.com/office/2019/extlst" xmlns:r="http://schemas.openxmlformats.org/officeDocument/2006/relationships" xmlns:m="http://schemas.openxmlformats.org/officeDocument/2006/math" xmlns:v="urn:schemas-microsoft-com:vml" xmlns:wp14="http://schemas.microsoft.com/office/word/2010/wordprocessingDrawing" xmlns:wp="http://schemas.openxmlformats.org/drawingml/2006/wordprocessingDrawing" xmlns:w10="urn:schemas-microsoft-com:office:word" xmlns:w="http://schemas.openxmlformats.org/wordprocessingml/2006/main" xmlns:w14="http://schemas.microsoft.com/office/word/2010/wordml" xmlns:w15="http://schemas.microsoft.com/office/word/2012/wordml" xmlns:w16cex="http://schemas.microsoft.com/office/word/2018/wordml/cex" xmlns:w16cid="http://schemas.microsoft.com/office/word/2016/wordml/cid" xmlns:w16="http://schemas.microsoft.com/office/word/2018/wordml" xmlns:w16du="http://schemas.microsoft.com/office/word/2023/wordml/word16du" xmlns:w16sdtdh="http://schemas.microsoft.com/office/word/2020/wordml/sdtdatahash" xmlns:w16sdtfl="http://schemas.microsoft.com/office/word/2024/wordml/sdtformatlock" xmlns:w16se="http://schemas.microsoft.com/office/word/2015/wordml/symex" xmlns:wpg="http://schemas.microsoft.com/office/word/2010/wordprocessingGroup" xmlns:wpi="http://schemas.microsoft.com/office/word/2010/wordprocessingInk" xmlns:wne="http://schemas.microsoft.com/office/word/2006/wordml" xmlns:wps="http://schemas.microsoft.com/office/word/2010/wordprocessingShape" mc:Ignorable="w14 w15 w16se w16cid w16 w16cex w16sdtdh w16sdtfl w16du wp14">
   <w:p>
     <w:pPr>
+      <w:pStyle w:val="ParagraphNormal"/>
+      <w:rPr>
+        <w:sz w:val="16"/>
+        <w:szCs w:val="16"/>
+      </w:rPr>
+    </w:pPr>
+    <w:r>
+      <w:rPr>
+        <w:sz w:val="16"/>
+        <w:szCs w:val="16"/>
+      </w:rPr>
+      <w:t xml:space="preserve">This work is based on Blades in the Dark found at </w:t>
+    </w:r>
+    <w:hyperlink r:id="rId1" w:history="1">
+      <w:r>
+        <w:rPr>
+          <w:rStyle w:val="Hyperlink"/>
+          <w:color w:val="000000"/>
+          <w:sz w:val="16"/>
+          <w:szCs w:val="16"/>
+          <w:u w:val="none"/>
+        </w:rPr>
+        <w:t>http://www.bladesinthedark.com/</w:t>
+      </w:r>
+    </w:hyperlink>
+    <w:r>
+      <w:rPr>
+        <w:sz w:val="16"/>
+        <w:szCs w:val="16"/>
+      </w:rPr>
+      <w:t xml:space="preserve">, product of One Seven Design, developed and authored by John Harper, and licensed for my use under the Creative Commons Attribution 3.0 Unported license </w:t>
+    </w:r>
+    <w:hyperlink r:id="rId2" w:history="1">
+      <w:r>
+        <w:rPr>
+          <w:rStyle w:val="Hyperlink"/>
+          <w:color w:val="000000"/>
+          <w:sz w:val="16"/>
+          <w:szCs w:val="16"/>
+          <w:u w:val="none"/>
+        </w:rPr>
+        <w:t>http://creativecommons.org/licenses/by/3.0/</w:t>
+      </w:r>
+    </w:hyperlink>
+  </w:p>
+  <w:p>
+    <w:pPr>
       <w:pStyle w:val="Footer"/>
     </w:pPr>
+    <w:r>
+      <w:rPr>
+        <w:sz w:val="16"/>
+        <w:szCs w:val="16"/>
+      </w:rPr>
+      <w:t xml:space="preserve">Find more scores and scenarios like this at </w:t>
+    </w:r>
+    <w:hyperlink r:id="rId3" w:history="1">
+      <w:r>
+        <w:rPr>
+          <w:rStyle w:val="Hyperlink"/>
+          <w:color w:val="000000"/>
+          <w:sz w:val="16"/>
+          <w:szCs w:val="16"/>
+          <w:u w:val="none"/>
+        </w:rPr>
+        <w:t>http://olinkirk.land/scribbles</w:t>
+      </w:r>
+    </w:hyperlink>
   </w:p>
 </w:ftr>
 </file>
@@ -7327,7 +7383,7 @@
         <w:noProof/>
       </w:rPr>
       <w:drawing>
-        <wp:anchor distT="0" distB="0" distL="114300" distR="114300" simplePos="0" relativeHeight="251655168" behindDoc="0" locked="0" layoutInCell="1" allowOverlap="1" wp14:anchorId="30FB638A" wp14:editId="372669C5">
+        <wp:anchor distT="0" distB="0" distL="114300" distR="114300" simplePos="0" relativeHeight="251657216" behindDoc="0" locked="0" layoutInCell="1" allowOverlap="1" wp14:anchorId="30FB638A" wp14:editId="3AC21E07">
           <wp:simplePos x="0" y="0"/>
           <wp:positionH relativeFrom="column">
             <wp:posOffset>2584450</wp:posOffset>
@@ -7338,7 +7394,7 @@
           <wp:extent cx="320040" cy="211455"/>
           <wp:effectExtent l="0" t="0" r="0" b="0"/>
           <wp:wrapSquare wrapText="bothSides"/>
-          <wp:docPr id="504997739" name="Picture 504997739"/>
+          <wp:docPr id="497081448" name="Picture 497081448"/>
           <wp:cNvGraphicFramePr>
             <a:graphicFrameLocks xmlns:a="http://schemas.openxmlformats.org/drawingml/2006/main" noChangeAspect="1"/>
           </wp:cNvGraphicFramePr>
@@ -7745,7 +7801,7 @@
     <w:lsdException w:name="Medium List 1 Accent 1" w:uiPriority="65"/>
     <w:lsdException w:name="Revision" w:semiHidden="1"/>
     <w:lsdException w:name="List Paragraph" w:uiPriority="34"/>
-    <w:lsdException w:name="Quote" w:uiPriority="29" w:qFormat="1"/>
+    <w:lsdException w:name="Quote" w:uiPriority="29"/>
     <w:lsdException w:name="Intense Quote" w:uiPriority="30"/>
     <w:lsdException w:name="Medium List 2 Accent 1" w:uiPriority="66"/>
     <w:lsdException w:name="Medium Grid 1 Accent 1" w:uiPriority="67"/>
@@ -8062,7 +8118,6 @@
     <w:next w:val="Normal"/>
     <w:link w:val="QuoteChar"/>
     <w:uiPriority w:val="29"/>
-    <w:qFormat/>
     <w:rsid w:val="00EF4D8C"/>
     <w:pPr>
       <w:spacing w:after="200"/>
